--- a/Java Keywords.docx
+++ b/Java Keywords.docx
@@ -15,11 +15,15 @@
       <w:r>
         <w:t xml:space="preserve">java keywords assignment</w:t>
       </w:r>
-      <w:r/>
+      <w:r>
+        <w:rPr>
+          <w:highlight w:val="none"/>
+        </w:rPr>
+      </w:r>
     </w:p>
     <w:p>
       <w:pPr>
-        <w:pStyle w:val="890"/>
+        <w:pStyle w:val="892"/>
         <w:numPr>
           <w:ilvl w:val="0"/>
           <w:numId w:val="1"/>
@@ -43,13 +47,36 @@
       <w:r>
         <w:rPr>
           <w:highlight w:val="none"/>
+          <w:u w:val="none"/>
+        </w:rPr>
+        <w:t xml:space="preserve"> - </w:t>
+      </w:r>
+      <w:r>
+        <w:rPr>
+          <w:rFonts w:ascii="Segoe UI" w:hAnsi="Segoe UI" w:eastAsia="Segoe UI" w:cs="Segoe UI"/>
+          <w:color w:val="000000"/>
+          <w:sz w:val="24"/>
+          <w:highlight w:val="white"/>
+        </w:rPr>
+        <w:t xml:space="preserve">For debuggin</w:t>
+      </w:r>
+      <w:r>
+        <w:rPr>
+          <w:highlight w:val="none"/>
+          <w:u w:val="none"/>
+        </w:rPr>
+        <w:t xml:space="preserve">g</w:t>
+      </w:r>
+      <w:r>
+        <w:rPr>
+          <w:highlight w:val="none"/>
           <w:u w:val="single"/>
         </w:rPr>
       </w:r>
     </w:p>
     <w:p>
       <w:pPr>
-        <w:pStyle w:val="890"/>
+        <w:pStyle w:val="892"/>
         <w:numPr>
           <w:ilvl w:val="0"/>
           <w:numId w:val="1"/>
@@ -76,10 +103,16 @@
           <w:u w:val="single"/>
         </w:rPr>
       </w:r>
+      <w:r>
+        <w:rPr>
+          <w:highlight w:val="none"/>
+          <w:u w:val="single"/>
+        </w:rPr>
+      </w:r>
     </w:p>
     <w:p>
       <w:pPr>
-        <w:pStyle w:val="890"/>
+        <w:pStyle w:val="892"/>
         <w:numPr>
           <w:ilvl w:val="0"/>
           <w:numId w:val="1"/>
@@ -106,10 +139,16 @@
           <w:u w:val="single"/>
         </w:rPr>
       </w:r>
+      <w:r>
+        <w:rPr>
+          <w:highlight w:val="none"/>
+          <w:u w:val="single"/>
+        </w:rPr>
+      </w:r>
     </w:p>
     <w:p>
       <w:pPr>
-        <w:pStyle w:val="890"/>
+        <w:pStyle w:val="892"/>
         <w:numPr>
           <w:ilvl w:val="0"/>
           <w:numId w:val="1"/>
@@ -136,10 +175,16 @@
           <w:u w:val="single"/>
         </w:rPr>
       </w:r>
+      <w:r>
+        <w:rPr>
+          <w:highlight w:val="none"/>
+          <w:u w:val="single"/>
+        </w:rPr>
+      </w:r>
     </w:p>
     <w:p>
       <w:pPr>
-        <w:pStyle w:val="890"/>
+        <w:pStyle w:val="892"/>
         <w:numPr>
           <w:ilvl w:val="0"/>
           <w:numId w:val="1"/>
@@ -172,10 +217,16 @@
           <w:u w:val="single"/>
         </w:rPr>
       </w:r>
+      <w:r>
+        <w:rPr>
+          <w:highlight w:val="none"/>
+          <w:u w:val="single"/>
+        </w:rPr>
+      </w:r>
     </w:p>
     <w:p>
       <w:pPr>
-        <w:pStyle w:val="890"/>
+        <w:pStyle w:val="892"/>
         <w:numPr>
           <w:ilvl w:val="0"/>
           <w:numId w:val="1"/>
@@ -202,10 +253,16 @@
           <w:u w:val="single"/>
         </w:rPr>
       </w:r>
+      <w:r>
+        <w:rPr>
+          <w:highlight w:val="none"/>
+          <w:u w:val="single"/>
+        </w:rPr>
+      </w:r>
     </w:p>
     <w:p>
       <w:pPr>
-        <w:pStyle w:val="890"/>
+        <w:pStyle w:val="892"/>
         <w:numPr>
           <w:ilvl w:val="0"/>
           <w:numId w:val="1"/>
@@ -232,10 +289,16 @@
           <w:u w:val="single"/>
         </w:rPr>
       </w:r>
+      <w:r>
+        <w:rPr>
+          <w:highlight w:val="none"/>
+          <w:u w:val="single"/>
+        </w:rPr>
+      </w:r>
     </w:p>
     <w:p>
       <w:pPr>
-        <w:pStyle w:val="890"/>
+        <w:pStyle w:val="892"/>
         <w:numPr>
           <w:ilvl w:val="0"/>
           <w:numId w:val="1"/>
@@ -262,10 +325,16 @@
           <w:u w:val="single"/>
         </w:rPr>
       </w:r>
+      <w:r>
+        <w:rPr>
+          <w:highlight w:val="none"/>
+          <w:u w:val="single"/>
+        </w:rPr>
+      </w:r>
     </w:p>
     <w:p>
       <w:pPr>
-        <w:pStyle w:val="890"/>
+        <w:pStyle w:val="892"/>
         <w:numPr>
           <w:ilvl w:val="0"/>
           <w:numId w:val="1"/>
@@ -292,10 +361,16 @@
           <w:u w:val="single"/>
         </w:rPr>
       </w:r>
+      <w:r>
+        <w:rPr>
+          <w:highlight w:val="none"/>
+          <w:u w:val="single"/>
+        </w:rPr>
+      </w:r>
     </w:p>
     <w:p>
       <w:pPr>
-        <w:pStyle w:val="890"/>
+        <w:pStyle w:val="892"/>
         <w:numPr>
           <w:ilvl w:val="0"/>
           <w:numId w:val="1"/>
@@ -322,10 +397,16 @@
           <w:u w:val="single"/>
         </w:rPr>
       </w:r>
+      <w:r>
+        <w:rPr>
+          <w:highlight w:val="none"/>
+          <w:u w:val="single"/>
+        </w:rPr>
+      </w:r>
     </w:p>
     <w:p>
       <w:pPr>
-        <w:pStyle w:val="890"/>
+        <w:pStyle w:val="892"/>
         <w:numPr>
           <w:ilvl w:val="0"/>
           <w:numId w:val="1"/>
@@ -352,10 +433,16 @@
           <w:u w:val="single"/>
         </w:rPr>
       </w:r>
+      <w:r>
+        <w:rPr>
+          <w:highlight w:val="none"/>
+          <w:u w:val="single"/>
+        </w:rPr>
+      </w:r>
     </w:p>
     <w:p>
       <w:pPr>
-        <w:pStyle w:val="890"/>
+        <w:pStyle w:val="892"/>
         <w:numPr>
           <w:ilvl w:val="0"/>
           <w:numId w:val="1"/>
@@ -382,10 +469,16 @@
           <w:u w:val="single"/>
         </w:rPr>
       </w:r>
+      <w:r>
+        <w:rPr>
+          <w:highlight w:val="none"/>
+          <w:u w:val="single"/>
+        </w:rPr>
+      </w:r>
     </w:p>
     <w:p>
       <w:pPr>
-        <w:pStyle w:val="890"/>
+        <w:pStyle w:val="892"/>
         <w:numPr>
           <w:ilvl w:val="0"/>
           <w:numId w:val="1"/>
@@ -412,10 +505,16 @@
           <w:u w:val="single"/>
         </w:rPr>
       </w:r>
+      <w:r>
+        <w:rPr>
+          <w:highlight w:val="none"/>
+          <w:u w:val="single"/>
+        </w:rPr>
+      </w:r>
     </w:p>
     <w:p>
       <w:pPr>
-        <w:pStyle w:val="890"/>
+        <w:pStyle w:val="892"/>
         <w:numPr>
           <w:ilvl w:val="0"/>
           <w:numId w:val="1"/>
@@ -442,10 +541,16 @@
           <w:u w:val="single"/>
         </w:rPr>
       </w:r>
+      <w:r>
+        <w:rPr>
+          <w:highlight w:val="none"/>
+          <w:u w:val="single"/>
+        </w:rPr>
+      </w:r>
     </w:p>
     <w:p>
       <w:pPr>
-        <w:pStyle w:val="890"/>
+        <w:pStyle w:val="892"/>
         <w:numPr>
           <w:ilvl w:val="0"/>
           <w:numId w:val="1"/>
@@ -472,10 +577,16 @@
           <w:u w:val="single"/>
         </w:rPr>
       </w:r>
+      <w:r>
+        <w:rPr>
+          <w:highlight w:val="none"/>
+          <w:u w:val="single"/>
+        </w:rPr>
+      </w:r>
     </w:p>
     <w:p>
       <w:pPr>
-        <w:pStyle w:val="890"/>
+        <w:pStyle w:val="892"/>
         <w:numPr>
           <w:ilvl w:val="0"/>
           <w:numId w:val="1"/>
@@ -502,10 +613,16 @@
           <w:u w:val="single"/>
         </w:rPr>
       </w:r>
+      <w:r>
+        <w:rPr>
+          <w:highlight w:val="none"/>
+          <w:u w:val="single"/>
+        </w:rPr>
+      </w:r>
     </w:p>
     <w:p>
       <w:pPr>
-        <w:pStyle w:val="890"/>
+        <w:pStyle w:val="892"/>
         <w:numPr>
           <w:ilvl w:val="0"/>
           <w:numId w:val="1"/>
@@ -532,10 +649,16 @@
           <w:u w:val="single"/>
         </w:rPr>
       </w:r>
+      <w:r>
+        <w:rPr>
+          <w:highlight w:val="none"/>
+          <w:u w:val="single"/>
+        </w:rPr>
+      </w:r>
     </w:p>
     <w:p>
       <w:pPr>
-        <w:pStyle w:val="890"/>
+        <w:pStyle w:val="892"/>
         <w:numPr>
           <w:ilvl w:val="0"/>
           <w:numId w:val="1"/>
@@ -562,10 +685,16 @@
           <w:u w:val="single"/>
         </w:rPr>
       </w:r>
+      <w:r>
+        <w:rPr>
+          <w:highlight w:val="none"/>
+          <w:u w:val="single"/>
+        </w:rPr>
+      </w:r>
     </w:p>
     <w:p>
       <w:pPr>
-        <w:pStyle w:val="890"/>
+        <w:pStyle w:val="892"/>
         <w:numPr>
           <w:ilvl w:val="0"/>
           <w:numId w:val="1"/>
@@ -592,10 +721,16 @@
           <w:u w:val="single"/>
         </w:rPr>
       </w:r>
+      <w:r>
+        <w:rPr>
+          <w:highlight w:val="none"/>
+          <w:u w:val="single"/>
+        </w:rPr>
+      </w:r>
     </w:p>
     <w:p>
       <w:pPr>
-        <w:pStyle w:val="890"/>
+        <w:pStyle w:val="892"/>
         <w:numPr>
           <w:ilvl w:val="0"/>
           <w:numId w:val="1"/>
@@ -622,10 +757,16 @@
           <w:u w:val="single"/>
         </w:rPr>
       </w:r>
+      <w:r>
+        <w:rPr>
+          <w:highlight w:val="none"/>
+          <w:u w:val="single"/>
+        </w:rPr>
+      </w:r>
     </w:p>
     <w:p>
       <w:pPr>
-        <w:pStyle w:val="890"/>
+        <w:pStyle w:val="892"/>
         <w:numPr>
           <w:ilvl w:val="0"/>
           <w:numId w:val="1"/>
@@ -652,10 +793,16 @@
           <w:u w:val="single"/>
         </w:rPr>
       </w:r>
+      <w:r>
+        <w:rPr>
+          <w:highlight w:val="none"/>
+          <w:u w:val="single"/>
+        </w:rPr>
+      </w:r>
     </w:p>
     <w:p>
       <w:pPr>
-        <w:pStyle w:val="890"/>
+        <w:pStyle w:val="892"/>
         <w:numPr>
           <w:ilvl w:val="0"/>
           <w:numId w:val="1"/>
@@ -682,10 +829,16 @@
           <w:u w:val="single"/>
         </w:rPr>
       </w:r>
+      <w:r>
+        <w:rPr>
+          <w:highlight w:val="none"/>
+          <w:u w:val="single"/>
+        </w:rPr>
+      </w:r>
     </w:p>
     <w:p>
       <w:pPr>
-        <w:pStyle w:val="890"/>
+        <w:pStyle w:val="892"/>
         <w:numPr>
           <w:ilvl w:val="0"/>
           <w:numId w:val="1"/>
@@ -712,10 +865,16 @@
           <w:u w:val="single"/>
         </w:rPr>
       </w:r>
+      <w:r>
+        <w:rPr>
+          <w:highlight w:val="none"/>
+          <w:u w:val="single"/>
+        </w:rPr>
+      </w:r>
     </w:p>
     <w:p>
       <w:pPr>
-        <w:pStyle w:val="890"/>
+        <w:pStyle w:val="892"/>
         <w:numPr>
           <w:ilvl w:val="0"/>
           <w:numId w:val="1"/>
@@ -742,10 +901,16 @@
           <w:u w:val="single"/>
         </w:rPr>
       </w:r>
+      <w:r>
+        <w:rPr>
+          <w:highlight w:val="none"/>
+          <w:u w:val="single"/>
+        </w:rPr>
+      </w:r>
     </w:p>
     <w:p>
       <w:pPr>
-        <w:pStyle w:val="890"/>
+        <w:pStyle w:val="892"/>
         <w:numPr>
           <w:ilvl w:val="0"/>
           <w:numId w:val="1"/>
@@ -772,10 +937,16 @@
           <w:u w:val="single"/>
         </w:rPr>
       </w:r>
+      <w:r>
+        <w:rPr>
+          <w:highlight w:val="none"/>
+          <w:u w:val="single"/>
+        </w:rPr>
+      </w:r>
     </w:p>
     <w:p>
       <w:pPr>
-        <w:pStyle w:val="890"/>
+        <w:pStyle w:val="892"/>
         <w:numPr>
           <w:ilvl w:val="0"/>
           <w:numId w:val="1"/>
@@ -802,10 +973,16 @@
           <w:u w:val="single"/>
         </w:rPr>
       </w:r>
+      <w:r>
+        <w:rPr>
+          <w:highlight w:val="none"/>
+          <w:u w:val="single"/>
+        </w:rPr>
+      </w:r>
     </w:p>
     <w:p>
       <w:pPr>
-        <w:pStyle w:val="890"/>
+        <w:pStyle w:val="892"/>
         <w:numPr>
           <w:ilvl w:val="0"/>
           <w:numId w:val="1"/>
@@ -832,10 +1009,16 @@
           <w:u w:val="single"/>
         </w:rPr>
       </w:r>
+      <w:r>
+        <w:rPr>
+          <w:highlight w:val="none"/>
+          <w:u w:val="single"/>
+        </w:rPr>
+      </w:r>
     </w:p>
     <w:p>
       <w:pPr>
-        <w:pStyle w:val="890"/>
+        <w:pStyle w:val="892"/>
         <w:numPr>
           <w:ilvl w:val="0"/>
           <w:numId w:val="1"/>
@@ -862,10 +1045,16 @@
           <w:u w:val="single"/>
         </w:rPr>
       </w:r>
+      <w:r>
+        <w:rPr>
+          <w:highlight w:val="none"/>
+          <w:u w:val="single"/>
+        </w:rPr>
+      </w:r>
     </w:p>
     <w:p>
       <w:pPr>
-        <w:pStyle w:val="890"/>
+        <w:pStyle w:val="892"/>
         <w:numPr>
           <w:ilvl w:val="0"/>
           <w:numId w:val="1"/>
@@ -892,10 +1081,16 @@
           <w:u w:val="single"/>
         </w:rPr>
       </w:r>
+      <w:r>
+        <w:rPr>
+          <w:highlight w:val="none"/>
+          <w:u w:val="single"/>
+        </w:rPr>
+      </w:r>
     </w:p>
     <w:p>
       <w:pPr>
-        <w:pStyle w:val="890"/>
+        <w:pStyle w:val="892"/>
         <w:numPr>
           <w:ilvl w:val="0"/>
           <w:numId w:val="1"/>
@@ -922,10 +1117,16 @@
           <w:u w:val="single"/>
         </w:rPr>
       </w:r>
+      <w:r>
+        <w:rPr>
+          <w:highlight w:val="none"/>
+          <w:u w:val="single"/>
+        </w:rPr>
+      </w:r>
     </w:p>
     <w:p>
       <w:pPr>
-        <w:pStyle w:val="890"/>
+        <w:pStyle w:val="892"/>
         <w:numPr>
           <w:ilvl w:val="0"/>
           <w:numId w:val="1"/>
@@ -952,10 +1153,16 @@
           <w:u w:val="single"/>
         </w:rPr>
       </w:r>
+      <w:r>
+        <w:rPr>
+          <w:highlight w:val="none"/>
+          <w:u w:val="single"/>
+        </w:rPr>
+      </w:r>
     </w:p>
     <w:p>
       <w:pPr>
-        <w:pStyle w:val="890"/>
+        <w:pStyle w:val="892"/>
         <w:numPr>
           <w:ilvl w:val="0"/>
           <w:numId w:val="1"/>
@@ -982,10 +1189,16 @@
           <w:u w:val="single"/>
         </w:rPr>
       </w:r>
+      <w:r>
+        <w:rPr>
+          <w:highlight w:val="none"/>
+          <w:u w:val="single"/>
+        </w:rPr>
+      </w:r>
     </w:p>
     <w:p>
       <w:pPr>
-        <w:pStyle w:val="890"/>
+        <w:pStyle w:val="892"/>
         <w:numPr>
           <w:ilvl w:val="0"/>
           <w:numId w:val="1"/>
@@ -1012,10 +1225,16 @@
           <w:u w:val="single"/>
         </w:rPr>
       </w:r>
+      <w:r>
+        <w:rPr>
+          <w:highlight w:val="none"/>
+          <w:u w:val="single"/>
+        </w:rPr>
+      </w:r>
     </w:p>
     <w:p>
       <w:pPr>
-        <w:pStyle w:val="890"/>
+        <w:pStyle w:val="892"/>
         <w:numPr>
           <w:ilvl w:val="0"/>
           <w:numId w:val="1"/>
@@ -1042,10 +1261,16 @@
           <w:u w:val="single"/>
         </w:rPr>
       </w:r>
+      <w:r>
+        <w:rPr>
+          <w:highlight w:val="none"/>
+          <w:u w:val="single"/>
+        </w:rPr>
+      </w:r>
     </w:p>
     <w:p>
       <w:pPr>
-        <w:pStyle w:val="890"/>
+        <w:pStyle w:val="892"/>
         <w:numPr>
           <w:ilvl w:val="0"/>
           <w:numId w:val="1"/>
@@ -1072,10 +1297,16 @@
           <w:u w:val="single"/>
         </w:rPr>
       </w:r>
+      <w:r>
+        <w:rPr>
+          <w:highlight w:val="none"/>
+          <w:u w:val="single"/>
+        </w:rPr>
+      </w:r>
     </w:p>
     <w:p>
       <w:pPr>
-        <w:pStyle w:val="890"/>
+        <w:pStyle w:val="892"/>
         <w:numPr>
           <w:ilvl w:val="0"/>
           <w:numId w:val="1"/>
@@ -1102,10 +1333,16 @@
           <w:u w:val="single"/>
         </w:rPr>
       </w:r>
+      <w:r>
+        <w:rPr>
+          <w:highlight w:val="none"/>
+          <w:u w:val="single"/>
+        </w:rPr>
+      </w:r>
     </w:p>
     <w:p>
       <w:pPr>
-        <w:pStyle w:val="890"/>
+        <w:pStyle w:val="892"/>
         <w:numPr>
           <w:ilvl w:val="0"/>
           <w:numId w:val="1"/>
@@ -1132,10 +1369,16 @@
           <w:u w:val="single"/>
         </w:rPr>
       </w:r>
+      <w:r>
+        <w:rPr>
+          <w:highlight w:val="none"/>
+          <w:u w:val="single"/>
+        </w:rPr>
+      </w:r>
     </w:p>
     <w:p>
       <w:pPr>
-        <w:pStyle w:val="890"/>
+        <w:pStyle w:val="892"/>
         <w:numPr>
           <w:ilvl w:val="0"/>
           <w:numId w:val="1"/>
@@ -1162,10 +1405,16 @@
           <w:u w:val="single"/>
         </w:rPr>
       </w:r>
+      <w:r>
+        <w:rPr>
+          <w:highlight w:val="none"/>
+          <w:u w:val="single"/>
+        </w:rPr>
+      </w:r>
     </w:p>
     <w:p>
       <w:pPr>
-        <w:pStyle w:val="890"/>
+        <w:pStyle w:val="892"/>
         <w:numPr>
           <w:ilvl w:val="0"/>
           <w:numId w:val="1"/>
@@ -1192,10 +1441,16 @@
           <w:u w:val="single"/>
         </w:rPr>
       </w:r>
+      <w:r>
+        <w:rPr>
+          <w:highlight w:val="none"/>
+          <w:u w:val="single"/>
+        </w:rPr>
+      </w:r>
     </w:p>
     <w:p>
       <w:pPr>
-        <w:pStyle w:val="890"/>
+        <w:pStyle w:val="892"/>
         <w:numPr>
           <w:ilvl w:val="0"/>
           <w:numId w:val="1"/>
@@ -1222,10 +1477,16 @@
           <w:u w:val="single"/>
         </w:rPr>
       </w:r>
+      <w:r>
+        <w:rPr>
+          <w:highlight w:val="none"/>
+          <w:u w:val="single"/>
+        </w:rPr>
+      </w:r>
     </w:p>
     <w:p>
       <w:pPr>
-        <w:pStyle w:val="890"/>
+        <w:pStyle w:val="892"/>
         <w:numPr>
           <w:ilvl w:val="0"/>
           <w:numId w:val="1"/>
@@ -1252,10 +1513,16 @@
           <w:u w:val="single"/>
         </w:rPr>
       </w:r>
+      <w:r>
+        <w:rPr>
+          <w:highlight w:val="none"/>
+          <w:u w:val="single"/>
+        </w:rPr>
+      </w:r>
     </w:p>
     <w:p>
       <w:pPr>
-        <w:pStyle w:val="890"/>
+        <w:pStyle w:val="892"/>
         <w:numPr>
           <w:ilvl w:val="0"/>
           <w:numId w:val="1"/>
@@ -1282,10 +1549,16 @@
           <w:u w:val="single"/>
         </w:rPr>
       </w:r>
+      <w:r>
+        <w:rPr>
+          <w:highlight w:val="none"/>
+          <w:u w:val="single"/>
+        </w:rPr>
+      </w:r>
     </w:p>
     <w:p>
       <w:pPr>
-        <w:pStyle w:val="890"/>
+        <w:pStyle w:val="892"/>
         <w:numPr>
           <w:ilvl w:val="0"/>
           <w:numId w:val="1"/>
@@ -1312,10 +1585,16 @@
           <w:u w:val="single"/>
         </w:rPr>
       </w:r>
+      <w:r>
+        <w:rPr>
+          <w:highlight w:val="none"/>
+          <w:u w:val="single"/>
+        </w:rPr>
+      </w:r>
     </w:p>
     <w:p>
       <w:pPr>
-        <w:pStyle w:val="890"/>
+        <w:pStyle w:val="892"/>
         <w:numPr>
           <w:ilvl w:val="0"/>
           <w:numId w:val="1"/>
@@ -1342,10 +1621,16 @@
           <w:u w:val="single"/>
         </w:rPr>
       </w:r>
+      <w:r>
+        <w:rPr>
+          <w:highlight w:val="none"/>
+          <w:u w:val="single"/>
+        </w:rPr>
+      </w:r>
     </w:p>
     <w:p>
       <w:pPr>
-        <w:pStyle w:val="890"/>
+        <w:pStyle w:val="892"/>
         <w:numPr>
           <w:ilvl w:val="0"/>
           <w:numId w:val="1"/>
@@ -1372,10 +1657,16 @@
           <w:u w:val="single"/>
         </w:rPr>
       </w:r>
+      <w:r>
+        <w:rPr>
+          <w:highlight w:val="none"/>
+          <w:u w:val="single"/>
+        </w:rPr>
+      </w:r>
     </w:p>
     <w:p>
       <w:pPr>
-        <w:pStyle w:val="890"/>
+        <w:pStyle w:val="892"/>
         <w:numPr>
           <w:ilvl w:val="0"/>
           <w:numId w:val="1"/>
@@ -1402,10 +1693,16 @@
           <w:u w:val="single"/>
         </w:rPr>
       </w:r>
+      <w:r>
+        <w:rPr>
+          <w:highlight w:val="none"/>
+          <w:u w:val="single"/>
+        </w:rPr>
+      </w:r>
     </w:p>
     <w:p>
       <w:pPr>
-        <w:pStyle w:val="890"/>
+        <w:pStyle w:val="892"/>
         <w:numPr>
           <w:ilvl w:val="0"/>
           <w:numId w:val="1"/>
@@ -1432,10 +1729,16 @@
           <w:u w:val="single"/>
         </w:rPr>
       </w:r>
+      <w:r>
+        <w:rPr>
+          <w:highlight w:val="none"/>
+          <w:u w:val="single"/>
+        </w:rPr>
+      </w:r>
     </w:p>
     <w:p>
       <w:pPr>
-        <w:pStyle w:val="890"/>
+        <w:pStyle w:val="892"/>
         <w:numPr>
           <w:ilvl w:val="0"/>
           <w:numId w:val="1"/>
@@ -1462,10 +1765,16 @@
           <w:u w:val="single"/>
         </w:rPr>
       </w:r>
+      <w:r>
+        <w:rPr>
+          <w:highlight w:val="none"/>
+          <w:u w:val="single"/>
+        </w:rPr>
+      </w:r>
     </w:p>
     <w:p>
       <w:pPr>
-        <w:pStyle w:val="890"/>
+        <w:pStyle w:val="892"/>
         <w:numPr>
           <w:ilvl w:val="0"/>
           <w:numId w:val="1"/>
@@ -1492,10 +1801,16 @@
           <w:u w:val="single"/>
         </w:rPr>
       </w:r>
+      <w:r>
+        <w:rPr>
+          <w:highlight w:val="none"/>
+          <w:u w:val="single"/>
+        </w:rPr>
+      </w:r>
     </w:p>
     <w:p>
       <w:pPr>
-        <w:pStyle w:val="890"/>
+        <w:pStyle w:val="892"/>
         <w:numPr>
           <w:ilvl w:val="0"/>
           <w:numId w:val="1"/>
@@ -1522,10 +1837,16 @@
           <w:u w:val="single"/>
         </w:rPr>
       </w:r>
+      <w:r>
+        <w:rPr>
+          <w:highlight w:val="none"/>
+          <w:u w:val="single"/>
+        </w:rPr>
+      </w:r>
     </w:p>
     <w:p>
       <w:pPr>
-        <w:pStyle w:val="890"/>
+        <w:pStyle w:val="892"/>
         <w:numPr>
           <w:ilvl w:val="0"/>
           <w:numId w:val="1"/>
@@ -1552,10 +1873,16 @@
           <w:u w:val="single"/>
         </w:rPr>
       </w:r>
+      <w:r>
+        <w:rPr>
+          <w:highlight w:val="none"/>
+          <w:u w:val="single"/>
+        </w:rPr>
+      </w:r>
     </w:p>
     <w:p>
       <w:pPr>
-        <w:pStyle w:val="890"/>
+        <w:pStyle w:val="892"/>
         <w:numPr>
           <w:ilvl w:val="0"/>
           <w:numId w:val="1"/>
@@ -1582,10 +1909,16 @@
           <w:u w:val="single"/>
         </w:rPr>
       </w:r>
+      <w:r>
+        <w:rPr>
+          <w:highlight w:val="none"/>
+          <w:u w:val="single"/>
+        </w:rPr>
+      </w:r>
     </w:p>
     <w:p>
       <w:pPr>
-        <w:pStyle w:val="890"/>
+        <w:pStyle w:val="892"/>
         <w:numPr>
           <w:ilvl w:val="0"/>
           <w:numId w:val="1"/>
@@ -1612,10 +1945,16 @@
           <w:u w:val="single"/>
         </w:rPr>
       </w:r>
+      <w:r>
+        <w:rPr>
+          <w:highlight w:val="none"/>
+          <w:u w:val="single"/>
+        </w:rPr>
+      </w:r>
     </w:p>
     <w:p>
       <w:pPr>
-        <w:pStyle w:val="890"/>
+        <w:pStyle w:val="892"/>
         <w:numPr>
           <w:ilvl w:val="0"/>
           <w:numId w:val="1"/>
@@ -1642,10 +1981,16 @@
           <w:u w:val="single"/>
         </w:rPr>
       </w:r>
+      <w:r>
+        <w:rPr>
+          <w:highlight w:val="none"/>
+          <w:u w:val="single"/>
+        </w:rPr>
+      </w:r>
     </w:p>
     <w:p>
       <w:pPr>
-        <w:pStyle w:val="890"/>
+        <w:pStyle w:val="892"/>
         <w:numPr>
           <w:ilvl w:val="0"/>
           <w:numId w:val="1"/>
@@ -1672,10 +2017,16 @@
           <w:u w:val="single"/>
         </w:rPr>
       </w:r>
+      <w:r>
+        <w:rPr>
+          <w:highlight w:val="none"/>
+          <w:u w:val="single"/>
+        </w:rPr>
+      </w:r>
     </w:p>
     <w:p>
       <w:pPr>
-        <w:pStyle w:val="890"/>
+        <w:pStyle w:val="892"/>
         <w:numPr>
           <w:ilvl w:val="0"/>
           <w:numId w:val="1"/>
@@ -1702,10 +2053,16 @@
           <w:u w:val="single"/>
         </w:rPr>
       </w:r>
+      <w:r>
+        <w:rPr>
+          <w:highlight w:val="none"/>
+          <w:u w:val="single"/>
+        </w:rPr>
+      </w:r>
     </w:p>
     <w:p>
       <w:pPr>
-        <w:pStyle w:val="890"/>
+        <w:pStyle w:val="892"/>
         <w:numPr>
           <w:ilvl w:val="0"/>
           <w:numId w:val="1"/>
@@ -1730,6 +2087,12 @@
         <w:rPr>
           <w:highlight w:val="none"/>
           <w:u w:val="none"/>
+        </w:rPr>
+      </w:r>
+      <w:r>
+        <w:rPr>
+          <w:highlight w:val="none"/>
+          <w:u w:val="single"/>
         </w:rPr>
       </w:r>
     </w:p>
@@ -2106,9 +2469,9 @@
     <w:lsdException w:name="Bibliography" w:uiPriority="37"/>
     <w:lsdException w:name="TOC Heading" w:uiPriority="39" w:qFormat="1"/>
   </w:latentStyles>
-  <w:style w:type="table" w:styleId="701">
+  <w:style w:type="table" w:styleId="703">
     <w:name w:val="Table Grid"/>
-    <w:basedOn w:val="887"/>
+    <w:basedOn w:val="889"/>
     <w:uiPriority w:val="59"/>
     <w:pPr>
       <w:pBdr/>
@@ -2305,9 +2668,9 @@
       </w:tcPr>
     </w:tblStylePr>
   </w:style>
-  <w:style w:type="table" w:styleId="702">
+  <w:style w:type="table" w:styleId="704">
     <w:name w:val="Table Grid Light"/>
-    <w:basedOn w:val="887"/>
+    <w:basedOn w:val="889"/>
     <w:uiPriority w:val="59"/>
     <w:pPr>
       <w:pBdr/>
@@ -2504,9 +2867,9 @@
       </w:tcPr>
     </w:tblStylePr>
   </w:style>
-  <w:style w:type="table" w:styleId="703">
+  <w:style w:type="table" w:styleId="705">
     <w:name w:val="Plain Table 1"/>
-    <w:basedOn w:val="887"/>
+    <w:basedOn w:val="889"/>
     <w:uiPriority w:val="59"/>
     <w:pPr>
       <w:pBdr/>
@@ -2729,9 +3092,9 @@
       </w:tcPr>
     </w:tblStylePr>
   </w:style>
-  <w:style w:type="table" w:styleId="704">
+  <w:style w:type="table" w:styleId="706">
     <w:name w:val="Plain Table 2"/>
-    <w:basedOn w:val="887"/>
+    <w:basedOn w:val="889"/>
     <w:uiPriority w:val="59"/>
     <w:pPr>
       <w:pBdr/>
@@ -2962,9 +3325,9 @@
       </w:tcPr>
     </w:tblStylePr>
   </w:style>
-  <w:style w:type="table" w:styleId="705">
+  <w:style w:type="table" w:styleId="707">
     <w:name w:val="Plain Table 3"/>
-    <w:basedOn w:val="887"/>
+    <w:basedOn w:val="889"/>
     <w:uiPriority w:val="99"/>
     <w:pPr>
       <w:pBdr/>
@@ -3192,9 +3555,9 @@
       </w:tcPr>
     </w:tblStylePr>
   </w:style>
-  <w:style w:type="table" w:styleId="706">
+  <w:style w:type="table" w:styleId="708">
     <w:name w:val="Plain Table 4"/>
-    <w:basedOn w:val="887"/>
+    <w:basedOn w:val="889"/>
     <w:uiPriority w:val="99"/>
     <w:pPr>
       <w:pBdr/>
@@ -3408,9 +3771,9 @@
       </w:tcPr>
     </w:tblStylePr>
   </w:style>
-  <w:style w:type="table" w:styleId="707">
+  <w:style w:type="table" w:styleId="709">
     <w:name w:val="Plain Table 5"/>
-    <w:basedOn w:val="887"/>
+    <w:basedOn w:val="889"/>
     <w:uiPriority w:val="99"/>
     <w:pPr>
       <w:pBdr/>
@@ -3641,9 +4004,9 @@
       </w:tcPr>
     </w:tblStylePr>
   </w:style>
-  <w:style w:type="table" w:styleId="708">
+  <w:style w:type="table" w:styleId="710">
     <w:name w:val="Grid Table 1 Light"/>
-    <w:basedOn w:val="887"/>
+    <w:basedOn w:val="889"/>
     <w:uiPriority w:val="99"/>
     <w:pPr>
       <w:pBdr/>
@@ -3864,9 +4227,9 @@
       </w:tcPr>
     </w:tblStylePr>
   </w:style>
-  <w:style w:type="table" w:styleId="709">
+  <w:style w:type="table" w:styleId="711">
     <w:name w:val="Grid Table 1 Light - Accent 1"/>
-    <w:basedOn w:val="887"/>
+    <w:basedOn w:val="889"/>
     <w:uiPriority w:val="99"/>
     <w:pPr>
       <w:pBdr/>
@@ -4087,9 +4450,9 @@
       </w:tcPr>
     </w:tblStylePr>
   </w:style>
-  <w:style w:type="table" w:styleId="710">
+  <w:style w:type="table" w:styleId="712">
     <w:name w:val="Grid Table 1 Light - Accent 2"/>
-    <w:basedOn w:val="887"/>
+    <w:basedOn w:val="889"/>
     <w:uiPriority w:val="99"/>
     <w:pPr>
       <w:pBdr/>
@@ -4310,9 +4673,9 @@
       </w:tcPr>
     </w:tblStylePr>
   </w:style>
-  <w:style w:type="table" w:styleId="711">
+  <w:style w:type="table" w:styleId="713">
     <w:name w:val="Grid Table 1 Light - Accent 3"/>
-    <w:basedOn w:val="887"/>
+    <w:basedOn w:val="889"/>
     <w:uiPriority w:val="99"/>
     <w:pPr>
       <w:pBdr/>
@@ -4533,9 +4896,9 @@
       </w:tcPr>
     </w:tblStylePr>
   </w:style>
-  <w:style w:type="table" w:styleId="712">
+  <w:style w:type="table" w:styleId="714">
     <w:name w:val="Grid Table 1 Light - Accent 4"/>
-    <w:basedOn w:val="887"/>
+    <w:basedOn w:val="889"/>
     <w:uiPriority w:val="99"/>
     <w:pPr>
       <w:pBdr/>
@@ -4756,9 +5119,9 @@
       </w:tcPr>
     </w:tblStylePr>
   </w:style>
-  <w:style w:type="table" w:styleId="713">
+  <w:style w:type="table" w:styleId="715">
     <w:name w:val="Grid Table 1 Light - Accent 5"/>
-    <w:basedOn w:val="887"/>
+    <w:basedOn w:val="889"/>
     <w:uiPriority w:val="99"/>
     <w:pPr>
       <w:pBdr/>
@@ -4979,9 +5342,9 @@
       </w:tcPr>
     </w:tblStylePr>
   </w:style>
-  <w:style w:type="table" w:styleId="714">
+  <w:style w:type="table" w:styleId="716">
     <w:name w:val="Grid Table 1 Light - Accent 6"/>
-    <w:basedOn w:val="887"/>
+    <w:basedOn w:val="889"/>
     <w:uiPriority w:val="99"/>
     <w:pPr>
       <w:pBdr/>
@@ -5202,9 +5565,9 @@
       </w:tcPr>
     </w:tblStylePr>
   </w:style>
-  <w:style w:type="table" w:styleId="715">
+  <w:style w:type="table" w:styleId="717">
     <w:name w:val="Grid Table 2"/>
-    <w:basedOn w:val="887"/>
+    <w:basedOn w:val="889"/>
     <w:uiPriority w:val="99"/>
     <w:pPr>
       <w:pBdr/>
@@ -5434,9 +5797,9 @@
       </w:tcPr>
     </w:tblStylePr>
   </w:style>
-  <w:style w:type="table" w:styleId="716">
+  <w:style w:type="table" w:styleId="718">
     <w:name w:val="Grid Table 2 - Accent 1"/>
-    <w:basedOn w:val="887"/>
+    <w:basedOn w:val="889"/>
     <w:uiPriority w:val="99"/>
     <w:pPr>
       <w:pBdr/>
@@ -5666,9 +6029,9 @@
       </w:tcPr>
     </w:tblStylePr>
   </w:style>
-  <w:style w:type="table" w:styleId="717">
+  <w:style w:type="table" w:styleId="719">
     <w:name w:val="Grid Table 2 - Accent 2"/>
-    <w:basedOn w:val="887"/>
+    <w:basedOn w:val="889"/>
     <w:uiPriority w:val="99"/>
     <w:pPr>
       <w:pBdr/>
@@ -5898,9 +6261,9 @@
       </w:tcPr>
     </w:tblStylePr>
   </w:style>
-  <w:style w:type="table" w:styleId="718">
+  <w:style w:type="table" w:styleId="720">
     <w:name w:val="Grid Table 2 - Accent 3"/>
-    <w:basedOn w:val="887"/>
+    <w:basedOn w:val="889"/>
     <w:uiPriority w:val="99"/>
     <w:pPr>
       <w:pBdr/>
@@ -6130,9 +6493,9 @@
       </w:tcPr>
     </w:tblStylePr>
   </w:style>
-  <w:style w:type="table" w:styleId="719">
+  <w:style w:type="table" w:styleId="721">
     <w:name w:val="Grid Table 2 - Accent 4"/>
-    <w:basedOn w:val="887"/>
+    <w:basedOn w:val="889"/>
     <w:uiPriority w:val="99"/>
     <w:pPr>
       <w:pBdr/>
@@ -6362,9 +6725,9 @@
       </w:tcPr>
     </w:tblStylePr>
   </w:style>
-  <w:style w:type="table" w:styleId="720">
+  <w:style w:type="table" w:styleId="722">
     <w:name w:val="Grid Table 2 - Accent 5"/>
-    <w:basedOn w:val="887"/>
+    <w:basedOn w:val="889"/>
     <w:uiPriority w:val="99"/>
     <w:pPr>
       <w:pBdr/>
@@ -6594,9 +6957,9 @@
       </w:tcPr>
     </w:tblStylePr>
   </w:style>
-  <w:style w:type="table" w:styleId="721">
+  <w:style w:type="table" w:styleId="723">
     <w:name w:val="Grid Table 2 - Accent 6"/>
-    <w:basedOn w:val="887"/>
+    <w:basedOn w:val="889"/>
     <w:uiPriority w:val="99"/>
     <w:pPr>
       <w:pBdr/>
@@ -6826,9 +7189,9 @@
       </w:tcPr>
     </w:tblStylePr>
   </w:style>
-  <w:style w:type="table" w:styleId="722">
+  <w:style w:type="table" w:styleId="724">
     <w:name w:val="Grid Table 3"/>
-    <w:basedOn w:val="887"/>
+    <w:basedOn w:val="889"/>
     <w:uiPriority w:val="99"/>
     <w:pPr>
       <w:pBdr/>
@@ -7071,9 +7434,9 @@
       </w:tcPr>
     </w:tblStylePr>
   </w:style>
-  <w:style w:type="table" w:styleId="723">
+  <w:style w:type="table" w:styleId="725">
     <w:name w:val="Grid Table 3 - Accent 1"/>
-    <w:basedOn w:val="887"/>
+    <w:basedOn w:val="889"/>
     <w:uiPriority w:val="99"/>
     <w:pPr>
       <w:pBdr/>
@@ -7316,9 +7679,9 @@
       </w:tcPr>
     </w:tblStylePr>
   </w:style>
-  <w:style w:type="table" w:styleId="724">
+  <w:style w:type="table" w:styleId="726">
     <w:name w:val="Grid Table 3 - Accent 2"/>
-    <w:basedOn w:val="887"/>
+    <w:basedOn w:val="889"/>
     <w:uiPriority w:val="99"/>
     <w:pPr>
       <w:pBdr/>
@@ -7561,9 +7924,9 @@
       </w:tcPr>
     </w:tblStylePr>
   </w:style>
-  <w:style w:type="table" w:styleId="725">
+  <w:style w:type="table" w:styleId="727">
     <w:name w:val="Grid Table 3 - Accent 3"/>
-    <w:basedOn w:val="887"/>
+    <w:basedOn w:val="889"/>
     <w:uiPriority w:val="99"/>
     <w:pPr>
       <w:pBdr/>
@@ -7806,9 +8169,9 @@
       </w:tcPr>
     </w:tblStylePr>
   </w:style>
-  <w:style w:type="table" w:styleId="726">
+  <w:style w:type="table" w:styleId="728">
     <w:name w:val="Grid Table 3 - Accent 4"/>
-    <w:basedOn w:val="887"/>
+    <w:basedOn w:val="889"/>
     <w:uiPriority w:val="99"/>
     <w:pPr>
       <w:pBdr/>
@@ -8051,9 +8414,9 @@
       </w:tcPr>
     </w:tblStylePr>
   </w:style>
-  <w:style w:type="table" w:styleId="727">
+  <w:style w:type="table" w:styleId="729">
     <w:name w:val="Grid Table 3 - Accent 5"/>
-    <w:basedOn w:val="887"/>
+    <w:basedOn w:val="889"/>
     <w:uiPriority w:val="99"/>
     <w:pPr>
       <w:pBdr/>
@@ -8296,9 +8659,9 @@
       </w:tcPr>
     </w:tblStylePr>
   </w:style>
-  <w:style w:type="table" w:styleId="728">
+  <w:style w:type="table" w:styleId="730">
     <w:name w:val="Grid Table 3 - Accent 6"/>
-    <w:basedOn w:val="887"/>
+    <w:basedOn w:val="889"/>
     <w:uiPriority w:val="99"/>
     <w:pPr>
       <w:pBdr/>
@@ -8541,9 +8904,9 @@
       </w:tcPr>
     </w:tblStylePr>
   </w:style>
-  <w:style w:type="table" w:styleId="729">
+  <w:style w:type="table" w:styleId="731">
     <w:name w:val="Grid Table 4"/>
-    <w:basedOn w:val="887"/>
+    <w:basedOn w:val="889"/>
     <w:uiPriority w:val="59"/>
     <w:pPr>
       <w:pBdr/>
@@ -8774,9 +9137,9 @@
       </w:tcPr>
     </w:tblStylePr>
   </w:style>
-  <w:style w:type="table" w:styleId="730">
+  <w:style w:type="table" w:styleId="732">
     <w:name w:val="Grid Table 4 - Accent 1"/>
-    <w:basedOn w:val="887"/>
+    <w:basedOn w:val="889"/>
     <w:uiPriority w:val="59"/>
     <w:pPr>
       <w:pBdr/>
@@ -9007,9 +9370,9 @@
       </w:tcPr>
     </w:tblStylePr>
   </w:style>
-  <w:style w:type="table" w:styleId="731">
+  <w:style w:type="table" w:styleId="733">
     <w:name w:val="Grid Table 4 - Accent 2"/>
-    <w:basedOn w:val="887"/>
+    <w:basedOn w:val="889"/>
     <w:uiPriority w:val="59"/>
     <w:pPr>
       <w:pBdr/>
@@ -9240,9 +9603,9 @@
       </w:tcPr>
     </w:tblStylePr>
   </w:style>
-  <w:style w:type="table" w:styleId="732">
+  <w:style w:type="table" w:styleId="734">
     <w:name w:val="Grid Table 4 - Accent 3"/>
-    <w:basedOn w:val="887"/>
+    <w:basedOn w:val="889"/>
     <w:uiPriority w:val="59"/>
     <w:pPr>
       <w:pBdr/>
@@ -9473,9 +9836,9 @@
       </w:tcPr>
     </w:tblStylePr>
   </w:style>
-  <w:style w:type="table" w:styleId="733">
+  <w:style w:type="table" w:styleId="735">
     <w:name w:val="Grid Table 4 - Accent 4"/>
-    <w:basedOn w:val="887"/>
+    <w:basedOn w:val="889"/>
     <w:uiPriority w:val="59"/>
     <w:pPr>
       <w:pBdr/>
@@ -9706,9 +10069,9 @@
       </w:tcPr>
     </w:tblStylePr>
   </w:style>
-  <w:style w:type="table" w:styleId="734">
+  <w:style w:type="table" w:styleId="736">
     <w:name w:val="Grid Table 4 - Accent 5"/>
-    <w:basedOn w:val="887"/>
+    <w:basedOn w:val="889"/>
     <w:uiPriority w:val="59"/>
     <w:pPr>
       <w:pBdr/>
@@ -9939,9 +10302,9 @@
       </w:tcPr>
     </w:tblStylePr>
   </w:style>
-  <w:style w:type="table" w:styleId="735">
+  <w:style w:type="table" w:styleId="737">
     <w:name w:val="Grid Table 4 - Accent 6"/>
-    <w:basedOn w:val="887"/>
+    <w:basedOn w:val="889"/>
     <w:uiPriority w:val="59"/>
     <w:pPr>
       <w:pBdr/>
@@ -10172,9 +10535,9 @@
       </w:tcPr>
     </w:tblStylePr>
   </w:style>
-  <w:style w:type="table" w:styleId="736">
+  <w:style w:type="table" w:styleId="738">
     <w:name w:val="Grid Table 5 Dark"/>
-    <w:basedOn w:val="887"/>
+    <w:basedOn w:val="889"/>
     <w:uiPriority w:val="99"/>
     <w:pPr>
       <w:pBdr/>
@@ -10400,9 +10763,9 @@
       </w:tcPr>
     </w:tblStylePr>
   </w:style>
-  <w:style w:type="table" w:styleId="737">
+  <w:style w:type="table" w:styleId="739">
     <w:name w:val="Grid Table 5 Dark- Accent 1"/>
-    <w:basedOn w:val="887"/>
+    <w:basedOn w:val="889"/>
     <w:uiPriority w:val="99"/>
     <w:pPr>
       <w:pBdr/>
@@ -10628,9 +10991,9 @@
       </w:tcPr>
     </w:tblStylePr>
   </w:style>
-  <w:style w:type="table" w:styleId="738">
+  <w:style w:type="table" w:styleId="740">
     <w:name w:val="Grid Table 5 Dark - Accent 2"/>
-    <w:basedOn w:val="887"/>
+    <w:basedOn w:val="889"/>
     <w:uiPriority w:val="99"/>
     <w:pPr>
       <w:pBdr/>
@@ -10856,9 +11219,9 @@
       </w:tcPr>
     </w:tblStylePr>
   </w:style>
-  <w:style w:type="table" w:styleId="739">
+  <w:style w:type="table" w:styleId="741">
     <w:name w:val="Grid Table 5 Dark - Accent 3"/>
-    <w:basedOn w:val="887"/>
+    <w:basedOn w:val="889"/>
     <w:uiPriority w:val="99"/>
     <w:pPr>
       <w:pBdr/>
@@ -11084,9 +11447,9 @@
       </w:tcPr>
     </w:tblStylePr>
   </w:style>
-  <w:style w:type="table" w:styleId="740">
+  <w:style w:type="table" w:styleId="742">
     <w:name w:val="Grid Table 5 Dark- Accent 4"/>
-    <w:basedOn w:val="887"/>
+    <w:basedOn w:val="889"/>
     <w:uiPriority w:val="99"/>
     <w:pPr>
       <w:pBdr/>
@@ -11312,9 +11675,9 @@
       </w:tcPr>
     </w:tblStylePr>
   </w:style>
-  <w:style w:type="table" w:styleId="741">
+  <w:style w:type="table" w:styleId="743">
     <w:name w:val="Grid Table 5 Dark - Accent 5"/>
-    <w:basedOn w:val="887"/>
+    <w:basedOn w:val="889"/>
     <w:uiPriority w:val="99"/>
     <w:pPr>
       <w:pBdr/>
@@ -11540,9 +11903,9 @@
       </w:tcPr>
     </w:tblStylePr>
   </w:style>
-  <w:style w:type="table" w:styleId="742">
+  <w:style w:type="table" w:styleId="744">
     <w:name w:val="Grid Table 5 Dark - Accent 6"/>
-    <w:basedOn w:val="887"/>
+    <w:basedOn w:val="889"/>
     <w:uiPriority w:val="99"/>
     <w:pPr>
       <w:pBdr/>
@@ -11768,9 +12131,9 @@
       </w:tcPr>
     </w:tblStylePr>
   </w:style>
-  <w:style w:type="table" w:styleId="743">
+  <w:style w:type="table" w:styleId="745">
     <w:name w:val="Grid Table 6 Colorful"/>
-    <w:basedOn w:val="887"/>
+    <w:basedOn w:val="889"/>
     <w:uiPriority w:val="99"/>
     <w:pPr>
       <w:pBdr/>
@@ -11998,9 +12361,9 @@
       </w:tcPr>
     </w:tblStylePr>
   </w:style>
-  <w:style w:type="table" w:styleId="744">
+  <w:style w:type="table" w:styleId="746">
     <w:name w:val="Grid Table 6 Colorful - Accent 1"/>
-    <w:basedOn w:val="887"/>
+    <w:basedOn w:val="889"/>
     <w:uiPriority w:val="99"/>
     <w:pPr>
       <w:pBdr/>
@@ -12228,9 +12591,9 @@
       </w:tcPr>
     </w:tblStylePr>
   </w:style>
-  <w:style w:type="table" w:styleId="745">
+  <w:style w:type="table" w:styleId="747">
     <w:name w:val="Grid Table 6 Colorful - Accent 2"/>
-    <w:basedOn w:val="887"/>
+    <w:basedOn w:val="889"/>
     <w:uiPriority w:val="99"/>
     <w:pPr>
       <w:pBdr/>
@@ -12458,9 +12821,9 @@
       </w:tcPr>
     </w:tblStylePr>
   </w:style>
-  <w:style w:type="table" w:styleId="746">
+  <w:style w:type="table" w:styleId="748">
     <w:name w:val="Grid Table 6 Colorful - Accent 3"/>
-    <w:basedOn w:val="887"/>
+    <w:basedOn w:val="889"/>
     <w:uiPriority w:val="99"/>
     <w:pPr>
       <w:pBdr/>
@@ -12688,9 +13051,9 @@
       </w:tcPr>
     </w:tblStylePr>
   </w:style>
-  <w:style w:type="table" w:styleId="747">
+  <w:style w:type="table" w:styleId="749">
     <w:name w:val="Grid Table 6 Colorful - Accent 4"/>
-    <w:basedOn w:val="887"/>
+    <w:basedOn w:val="889"/>
     <w:uiPriority w:val="99"/>
     <w:pPr>
       <w:pBdr/>
@@ -12918,9 +13281,9 @@
       </w:tcPr>
     </w:tblStylePr>
   </w:style>
-  <w:style w:type="table" w:styleId="748">
+  <w:style w:type="table" w:styleId="750">
     <w:name w:val="Grid Table 6 Colorful - Accent 5"/>
-    <w:basedOn w:val="887"/>
+    <w:basedOn w:val="889"/>
     <w:uiPriority w:val="99"/>
     <w:pPr>
       <w:pBdr/>
@@ -13148,9 +13511,9 @@
       </w:tcPr>
     </w:tblStylePr>
   </w:style>
-  <w:style w:type="table" w:styleId="749">
+  <w:style w:type="table" w:styleId="751">
     <w:name w:val="Grid Table 6 Colorful - Accent 6"/>
-    <w:basedOn w:val="887"/>
+    <w:basedOn w:val="889"/>
     <w:uiPriority w:val="99"/>
     <w:pPr>
       <w:pBdr/>
@@ -13378,9 +13741,9 @@
       </w:tcPr>
     </w:tblStylePr>
   </w:style>
-  <w:style w:type="table" w:styleId="750">
+  <w:style w:type="table" w:styleId="752">
     <w:name w:val="Grid Table 7 Colorful"/>
-    <w:basedOn w:val="887"/>
+    <w:basedOn w:val="889"/>
     <w:uiPriority w:val="99"/>
     <w:pPr>
       <w:pBdr/>
@@ -13632,9 +13995,9 @@
       </w:tcPr>
     </w:tblStylePr>
   </w:style>
-  <w:style w:type="table" w:styleId="751">
+  <w:style w:type="table" w:styleId="753">
     <w:name w:val="Grid Table 7 Colorful - Accent 1"/>
-    <w:basedOn w:val="887"/>
+    <w:basedOn w:val="889"/>
     <w:uiPriority w:val="99"/>
     <w:pPr>
       <w:pBdr/>
@@ -13886,9 +14249,9 @@
       </w:tcPr>
     </w:tblStylePr>
   </w:style>
-  <w:style w:type="table" w:styleId="752">
+  <w:style w:type="table" w:styleId="754">
     <w:name w:val="Grid Table 7 Colorful - Accent 2"/>
-    <w:basedOn w:val="887"/>
+    <w:basedOn w:val="889"/>
     <w:uiPriority w:val="99"/>
     <w:pPr>
       <w:pBdr/>
@@ -14140,9 +14503,9 @@
       </w:tcPr>
     </w:tblStylePr>
   </w:style>
-  <w:style w:type="table" w:styleId="753">
+  <w:style w:type="table" w:styleId="755">
     <w:name w:val="Grid Table 7 Colorful - Accent 3"/>
-    <w:basedOn w:val="887"/>
+    <w:basedOn w:val="889"/>
     <w:uiPriority w:val="99"/>
     <w:pPr>
       <w:pBdr/>
@@ -14394,9 +14757,9 @@
       </w:tcPr>
     </w:tblStylePr>
   </w:style>
-  <w:style w:type="table" w:styleId="754">
+  <w:style w:type="table" w:styleId="756">
     <w:name w:val="Grid Table 7 Colorful - Accent 4"/>
-    <w:basedOn w:val="887"/>
+    <w:basedOn w:val="889"/>
     <w:uiPriority w:val="99"/>
     <w:pPr>
       <w:pBdr/>
@@ -14648,9 +15011,9 @@
       </w:tcPr>
     </w:tblStylePr>
   </w:style>
-  <w:style w:type="table" w:styleId="755">
+  <w:style w:type="table" w:styleId="757">
     <w:name w:val="Grid Table 7 Colorful - Accent 5"/>
-    <w:basedOn w:val="887"/>
+    <w:basedOn w:val="889"/>
     <w:uiPriority w:val="99"/>
     <w:pPr>
       <w:pBdr/>
@@ -14902,9 +15265,9 @@
       </w:tcPr>
     </w:tblStylePr>
   </w:style>
-  <w:style w:type="table" w:styleId="756">
+  <w:style w:type="table" w:styleId="758">
     <w:name w:val="Grid Table 7 Colorful - Accent 6"/>
-    <w:basedOn w:val="887"/>
+    <w:basedOn w:val="889"/>
     <w:uiPriority w:val="99"/>
     <w:pPr>
       <w:pBdr/>
@@ -15156,9 +15519,9 @@
       </w:tcPr>
     </w:tblStylePr>
   </w:style>
-  <w:style w:type="table" w:styleId="757">
+  <w:style w:type="table" w:styleId="759">
     <w:name w:val="List Table 1 Light"/>
-    <w:basedOn w:val="887"/>
+    <w:basedOn w:val="889"/>
     <w:uiPriority w:val="99"/>
     <w:pPr>
       <w:pBdr/>
@@ -15372,9 +15735,9 @@
       </w:tcPr>
     </w:tblStylePr>
   </w:style>
-  <w:style w:type="table" w:styleId="758">
+  <w:style w:type="table" w:styleId="760">
     <w:name w:val="List Table 1 Light - Accent 1"/>
-    <w:basedOn w:val="887"/>
+    <w:basedOn w:val="889"/>
     <w:uiPriority w:val="99"/>
     <w:pPr>
       <w:pBdr/>
@@ -15588,9 +15951,9 @@
       </w:tcPr>
     </w:tblStylePr>
   </w:style>
-  <w:style w:type="table" w:styleId="759">
+  <w:style w:type="table" w:styleId="761">
     <w:name w:val="List Table 1 Light - Accent 2"/>
-    <w:basedOn w:val="887"/>
+    <w:basedOn w:val="889"/>
     <w:uiPriority w:val="99"/>
     <w:pPr>
       <w:pBdr/>
@@ -15804,9 +16167,9 @@
       </w:tcPr>
     </w:tblStylePr>
   </w:style>
-  <w:style w:type="table" w:styleId="760">
+  <w:style w:type="table" w:styleId="762">
     <w:name w:val="List Table 1 Light - Accent 3"/>
-    <w:basedOn w:val="887"/>
+    <w:basedOn w:val="889"/>
     <w:uiPriority w:val="99"/>
     <w:pPr>
       <w:pBdr/>
@@ -16020,9 +16383,9 @@
       </w:tcPr>
     </w:tblStylePr>
   </w:style>
-  <w:style w:type="table" w:styleId="761">
+  <w:style w:type="table" w:styleId="763">
     <w:name w:val="List Table 1 Light - Accent 4"/>
-    <w:basedOn w:val="887"/>
+    <w:basedOn w:val="889"/>
     <w:uiPriority w:val="99"/>
     <w:pPr>
       <w:pBdr/>
@@ -16236,9 +16599,9 @@
       </w:tcPr>
     </w:tblStylePr>
   </w:style>
-  <w:style w:type="table" w:styleId="762">
+  <w:style w:type="table" w:styleId="764">
     <w:name w:val="List Table 1 Light - Accent 5"/>
-    <w:basedOn w:val="887"/>
+    <w:basedOn w:val="889"/>
     <w:uiPriority w:val="99"/>
     <w:pPr>
       <w:pBdr/>
@@ -16452,9 +16815,9 @@
       </w:tcPr>
     </w:tblStylePr>
   </w:style>
-  <w:style w:type="table" w:styleId="763">
+  <w:style w:type="table" w:styleId="765">
     <w:name w:val="List Table 1 Light - Accent 6"/>
-    <w:basedOn w:val="887"/>
+    <w:basedOn w:val="889"/>
     <w:uiPriority w:val="99"/>
     <w:pPr>
       <w:pBdr/>
@@ -16668,9 +17031,9 @@
       </w:tcPr>
     </w:tblStylePr>
   </w:style>
-  <w:style w:type="table" w:styleId="764">
+  <w:style w:type="table" w:styleId="766">
     <w:name w:val="List Table 2"/>
-    <w:basedOn w:val="887"/>
+    <w:basedOn w:val="889"/>
     <w:uiPriority w:val="99"/>
     <w:pPr>
       <w:pBdr/>
@@ -16906,9 +17269,9 @@
       </w:tcPr>
     </w:tblStylePr>
   </w:style>
-  <w:style w:type="table" w:styleId="765">
+  <w:style w:type="table" w:styleId="767">
     <w:name w:val="List Table 2 - Accent 1"/>
-    <w:basedOn w:val="887"/>
+    <w:basedOn w:val="889"/>
     <w:uiPriority w:val="99"/>
     <w:pPr>
       <w:pBdr/>
@@ -17144,9 +17507,9 @@
       </w:tcPr>
     </w:tblStylePr>
   </w:style>
-  <w:style w:type="table" w:styleId="766">
+  <w:style w:type="table" w:styleId="768">
     <w:name w:val="List Table 2 - Accent 2"/>
-    <w:basedOn w:val="887"/>
+    <w:basedOn w:val="889"/>
     <w:uiPriority w:val="99"/>
     <w:pPr>
       <w:pBdr/>
@@ -17382,9 +17745,9 @@
       </w:tcPr>
     </w:tblStylePr>
   </w:style>
-  <w:style w:type="table" w:styleId="767">
+  <w:style w:type="table" w:styleId="769">
     <w:name w:val="List Table 2 - Accent 3"/>
-    <w:basedOn w:val="887"/>
+    <w:basedOn w:val="889"/>
     <w:uiPriority w:val="99"/>
     <w:pPr>
       <w:pBdr/>
@@ -17620,9 +17983,9 @@
       </w:tcPr>
     </w:tblStylePr>
   </w:style>
-  <w:style w:type="table" w:styleId="768">
+  <w:style w:type="table" w:styleId="770">
     <w:name w:val="List Table 2 - Accent 4"/>
-    <w:basedOn w:val="887"/>
+    <w:basedOn w:val="889"/>
     <w:uiPriority w:val="99"/>
     <w:pPr>
       <w:pBdr/>
@@ -17858,9 +18221,9 @@
       </w:tcPr>
     </w:tblStylePr>
   </w:style>
-  <w:style w:type="table" w:styleId="769">
+  <w:style w:type="table" w:styleId="771">
     <w:name w:val="List Table 2 - Accent 5"/>
-    <w:basedOn w:val="887"/>
+    <w:basedOn w:val="889"/>
     <w:uiPriority w:val="99"/>
     <w:pPr>
       <w:pBdr/>
@@ -18096,9 +18459,9 @@
       </w:tcPr>
     </w:tblStylePr>
   </w:style>
-  <w:style w:type="table" w:styleId="770">
+  <w:style w:type="table" w:styleId="772">
     <w:name w:val="List Table 2 - Accent 6"/>
-    <w:basedOn w:val="887"/>
+    <w:basedOn w:val="889"/>
     <w:uiPriority w:val="99"/>
     <w:pPr>
       <w:pBdr/>
@@ -18334,9 +18697,9 @@
       </w:tcPr>
     </w:tblStylePr>
   </w:style>
-  <w:style w:type="table" w:styleId="771">
+  <w:style w:type="table" w:styleId="773">
     <w:name w:val="List Table 3"/>
-    <w:basedOn w:val="887"/>
+    <w:basedOn w:val="889"/>
     <w:uiPriority w:val="99"/>
     <w:pPr>
       <w:pBdr/>
@@ -18562,9 +18925,9 @@
       </w:tcPr>
     </w:tblStylePr>
   </w:style>
-  <w:style w:type="table" w:styleId="772">
+  <w:style w:type="table" w:styleId="774">
     <w:name w:val="List Table 3 - Accent 1"/>
-    <w:basedOn w:val="887"/>
+    <w:basedOn w:val="889"/>
     <w:uiPriority w:val="99"/>
     <w:pPr>
       <w:pBdr/>
@@ -18790,9 +19153,9 @@
       </w:tcPr>
     </w:tblStylePr>
   </w:style>
-  <w:style w:type="table" w:styleId="773">
+  <w:style w:type="table" w:styleId="775">
     <w:name w:val="List Table 3 - Accent 2"/>
-    <w:basedOn w:val="887"/>
+    <w:basedOn w:val="889"/>
     <w:uiPriority w:val="99"/>
     <w:pPr>
       <w:pBdr/>
@@ -19018,9 +19381,9 @@
       </w:tcPr>
     </w:tblStylePr>
   </w:style>
-  <w:style w:type="table" w:styleId="774">
+  <w:style w:type="table" w:styleId="776">
     <w:name w:val="List Table 3 - Accent 3"/>
-    <w:basedOn w:val="887"/>
+    <w:basedOn w:val="889"/>
     <w:uiPriority w:val="99"/>
     <w:pPr>
       <w:pBdr/>
@@ -19246,9 +19609,9 @@
       </w:tcPr>
     </w:tblStylePr>
   </w:style>
-  <w:style w:type="table" w:styleId="775">
+  <w:style w:type="table" w:styleId="777">
     <w:name w:val="List Table 3 - Accent 4"/>
-    <w:basedOn w:val="887"/>
+    <w:basedOn w:val="889"/>
     <w:uiPriority w:val="99"/>
     <w:pPr>
       <w:pBdr/>
@@ -19474,9 +19837,9 @@
       </w:tcPr>
     </w:tblStylePr>
   </w:style>
-  <w:style w:type="table" w:styleId="776">
+  <w:style w:type="table" w:styleId="778">
     <w:name w:val="List Table 3 - Accent 5"/>
-    <w:basedOn w:val="887"/>
+    <w:basedOn w:val="889"/>
     <w:uiPriority w:val="99"/>
     <w:pPr>
       <w:pBdr/>
@@ -19702,9 +20065,9 @@
       </w:tcPr>
     </w:tblStylePr>
   </w:style>
-  <w:style w:type="table" w:styleId="777">
+  <w:style w:type="table" w:styleId="779">
     <w:name w:val="List Table 3 - Accent 6"/>
-    <w:basedOn w:val="887"/>
+    <w:basedOn w:val="889"/>
     <w:uiPriority w:val="99"/>
     <w:pPr>
       <w:pBdr/>
@@ -19930,9 +20293,9 @@
       </w:tcPr>
     </w:tblStylePr>
   </w:style>
-  <w:style w:type="table" w:styleId="778">
+  <w:style w:type="table" w:styleId="780">
     <w:name w:val="List Table 4"/>
-    <w:basedOn w:val="887"/>
+    <w:basedOn w:val="889"/>
     <w:uiPriority w:val="99"/>
     <w:pPr>
       <w:pBdr/>
@@ -20155,9 +20518,9 @@
       </w:tcPr>
     </w:tblStylePr>
   </w:style>
-  <w:style w:type="table" w:styleId="779">
+  <w:style w:type="table" w:styleId="781">
     <w:name w:val="List Table 4 - Accent 1"/>
-    <w:basedOn w:val="887"/>
+    <w:basedOn w:val="889"/>
     <w:uiPriority w:val="99"/>
     <w:pPr>
       <w:pBdr/>
@@ -20380,9 +20743,9 @@
       </w:tcPr>
     </w:tblStylePr>
   </w:style>
-  <w:style w:type="table" w:styleId="780">
+  <w:style w:type="table" w:styleId="782">
     <w:name w:val="List Table 4 - Accent 2"/>
-    <w:basedOn w:val="887"/>
+    <w:basedOn w:val="889"/>
     <w:uiPriority w:val="99"/>
     <w:pPr>
       <w:pBdr/>
@@ -20605,9 +20968,9 @@
       </w:tcPr>
     </w:tblStylePr>
   </w:style>
-  <w:style w:type="table" w:styleId="781">
+  <w:style w:type="table" w:styleId="783">
     <w:name w:val="List Table 4 - Accent 3"/>
-    <w:basedOn w:val="887"/>
+    <w:basedOn w:val="889"/>
     <w:uiPriority w:val="99"/>
     <w:pPr>
       <w:pBdr/>
@@ -20830,9 +21193,9 @@
       </w:tcPr>
     </w:tblStylePr>
   </w:style>
-  <w:style w:type="table" w:styleId="782">
+  <w:style w:type="table" w:styleId="784">
     <w:name w:val="List Table 4 - Accent 4"/>
-    <w:basedOn w:val="887"/>
+    <w:basedOn w:val="889"/>
     <w:uiPriority w:val="99"/>
     <w:pPr>
       <w:pBdr/>
@@ -21055,9 +21418,9 @@
       </w:tcPr>
     </w:tblStylePr>
   </w:style>
-  <w:style w:type="table" w:styleId="783">
+  <w:style w:type="table" w:styleId="785">
     <w:name w:val="List Table 4 - Accent 5"/>
-    <w:basedOn w:val="887"/>
+    <w:basedOn w:val="889"/>
     <w:uiPriority w:val="99"/>
     <w:pPr>
       <w:pBdr/>
@@ -21280,9 +21643,9 @@
       </w:tcPr>
     </w:tblStylePr>
   </w:style>
-  <w:style w:type="table" w:styleId="784">
+  <w:style w:type="table" w:styleId="786">
     <w:name w:val="List Table 4 - Accent 6"/>
-    <w:basedOn w:val="887"/>
+    <w:basedOn w:val="889"/>
     <w:uiPriority w:val="99"/>
     <w:pPr>
       <w:pBdr/>
@@ -21505,9 +21868,9 @@
       </w:tcPr>
     </w:tblStylePr>
   </w:style>
-  <w:style w:type="table" w:styleId="785">
+  <w:style w:type="table" w:styleId="787">
     <w:name w:val="List Table 5 Dark"/>
-    <w:basedOn w:val="887"/>
+    <w:basedOn w:val="889"/>
     <w:uiPriority w:val="99"/>
     <w:pPr>
       <w:pBdr/>
@@ -21747,9 +22110,9 @@
       </w:tcPr>
     </w:tblStylePr>
   </w:style>
-  <w:style w:type="table" w:styleId="786">
+  <w:style w:type="table" w:styleId="788">
     <w:name w:val="List Table 5 Dark - Accent 1"/>
-    <w:basedOn w:val="887"/>
+    <w:basedOn w:val="889"/>
     <w:uiPriority w:val="99"/>
     <w:pPr>
       <w:pBdr/>
@@ -21989,9 +22352,9 @@
       </w:tcPr>
     </w:tblStylePr>
   </w:style>
-  <w:style w:type="table" w:styleId="787">
+  <w:style w:type="table" w:styleId="789">
     <w:name w:val="List Table 5 Dark - Accent 2"/>
-    <w:basedOn w:val="887"/>
+    <w:basedOn w:val="889"/>
     <w:uiPriority w:val="99"/>
     <w:pPr>
       <w:pBdr/>
@@ -22231,9 +22594,9 @@
       </w:tcPr>
     </w:tblStylePr>
   </w:style>
-  <w:style w:type="table" w:styleId="788">
+  <w:style w:type="table" w:styleId="790">
     <w:name w:val="List Table 5 Dark - Accent 3"/>
-    <w:basedOn w:val="887"/>
+    <w:basedOn w:val="889"/>
     <w:uiPriority w:val="99"/>
     <w:pPr>
       <w:pBdr/>
@@ -22473,9 +22836,9 @@
       </w:tcPr>
     </w:tblStylePr>
   </w:style>
-  <w:style w:type="table" w:styleId="789">
+  <w:style w:type="table" w:styleId="791">
     <w:name w:val="List Table 5 Dark - Accent 4"/>
-    <w:basedOn w:val="887"/>
+    <w:basedOn w:val="889"/>
     <w:uiPriority w:val="99"/>
     <w:pPr>
       <w:pBdr/>
@@ -22715,9 +23078,9 @@
       </w:tcPr>
     </w:tblStylePr>
   </w:style>
-  <w:style w:type="table" w:styleId="790">
+  <w:style w:type="table" w:styleId="792">
     <w:name w:val="List Table 5 Dark - Accent 5"/>
-    <w:basedOn w:val="887"/>
+    <w:basedOn w:val="889"/>
     <w:uiPriority w:val="99"/>
     <w:pPr>
       <w:pBdr/>
@@ -22957,9 +23320,9 @@
       </w:tcPr>
     </w:tblStylePr>
   </w:style>
-  <w:style w:type="table" w:styleId="791">
+  <w:style w:type="table" w:styleId="793">
     <w:name w:val="List Table 5 Dark - Accent 6"/>
-    <w:basedOn w:val="887"/>
+    <w:basedOn w:val="889"/>
     <w:uiPriority w:val="99"/>
     <w:pPr>
       <w:pBdr/>
@@ -23199,9 +23562,9 @@
       </w:tcPr>
     </w:tblStylePr>
   </w:style>
-  <w:style w:type="table" w:styleId="792">
+  <w:style w:type="table" w:styleId="794">
     <w:name w:val="List Table 6 Colorful"/>
-    <w:basedOn w:val="887"/>
+    <w:basedOn w:val="889"/>
     <w:uiPriority w:val="99"/>
     <w:pPr>
       <w:pBdr/>
@@ -23422,9 +23785,9 @@
       </w:tcPr>
     </w:tblStylePr>
   </w:style>
-  <w:style w:type="table" w:styleId="793">
+  <w:style w:type="table" w:styleId="795">
     <w:name w:val="List Table 6 Colorful - Accent 1"/>
-    <w:basedOn w:val="887"/>
+    <w:basedOn w:val="889"/>
     <w:uiPriority w:val="99"/>
     <w:pPr>
       <w:pBdr/>
@@ -23645,9 +24008,9 @@
       </w:tcPr>
     </w:tblStylePr>
   </w:style>
-  <w:style w:type="table" w:styleId="794">
+  <w:style w:type="table" w:styleId="796">
     <w:name w:val="List Table 6 Colorful - Accent 2"/>
-    <w:basedOn w:val="887"/>
+    <w:basedOn w:val="889"/>
     <w:uiPriority w:val="99"/>
     <w:pPr>
       <w:pBdr/>
@@ -23868,9 +24231,9 @@
       </w:tcPr>
     </w:tblStylePr>
   </w:style>
-  <w:style w:type="table" w:styleId="795">
+  <w:style w:type="table" w:styleId="797">
     <w:name w:val="List Table 6 Colorful - Accent 3"/>
-    <w:basedOn w:val="887"/>
+    <w:basedOn w:val="889"/>
     <w:uiPriority w:val="99"/>
     <w:pPr>
       <w:pBdr/>
@@ -24091,9 +24454,9 @@
       </w:tcPr>
     </w:tblStylePr>
   </w:style>
-  <w:style w:type="table" w:styleId="796">
+  <w:style w:type="table" w:styleId="798">
     <w:name w:val="List Table 6 Colorful - Accent 4"/>
-    <w:basedOn w:val="887"/>
+    <w:basedOn w:val="889"/>
     <w:uiPriority w:val="99"/>
     <w:pPr>
       <w:pBdr/>
@@ -24314,9 +24677,9 @@
       </w:tcPr>
     </w:tblStylePr>
   </w:style>
-  <w:style w:type="table" w:styleId="797">
+  <w:style w:type="table" w:styleId="799">
     <w:name w:val="List Table 6 Colorful - Accent 5"/>
-    <w:basedOn w:val="887"/>
+    <w:basedOn w:val="889"/>
     <w:uiPriority w:val="99"/>
     <w:pPr>
       <w:pBdr/>
@@ -24537,9 +24900,9 @@
       </w:tcPr>
     </w:tblStylePr>
   </w:style>
-  <w:style w:type="table" w:styleId="798">
+  <w:style w:type="table" w:styleId="800">
     <w:name w:val="List Table 6 Colorful - Accent 6"/>
-    <w:basedOn w:val="887"/>
+    <w:basedOn w:val="889"/>
     <w:uiPriority w:val="99"/>
     <w:pPr>
       <w:pBdr/>
@@ -24760,9 +25123,9 @@
       </w:tcPr>
     </w:tblStylePr>
   </w:style>
-  <w:style w:type="table" w:styleId="799">
+  <w:style w:type="table" w:styleId="801">
     <w:name w:val="List Table 7 Colorful"/>
-    <w:basedOn w:val="887"/>
+    <w:basedOn w:val="889"/>
     <w:uiPriority w:val="99"/>
     <w:pPr>
       <w:pBdr/>
@@ -25016,9 +25379,9 @@
       </w:tcPr>
     </w:tblStylePr>
   </w:style>
-  <w:style w:type="table" w:styleId="800">
+  <w:style w:type="table" w:styleId="802">
     <w:name w:val="List Table 7 Colorful - Accent 1"/>
-    <w:basedOn w:val="887"/>
+    <w:basedOn w:val="889"/>
     <w:uiPriority w:val="99"/>
     <w:pPr>
       <w:pBdr/>
@@ -25272,9 +25635,9 @@
       </w:tcPr>
     </w:tblStylePr>
   </w:style>
-  <w:style w:type="table" w:styleId="801">
+  <w:style w:type="table" w:styleId="803">
     <w:name w:val="List Table 7 Colorful - Accent 2"/>
-    <w:basedOn w:val="887"/>
+    <w:basedOn w:val="889"/>
     <w:uiPriority w:val="99"/>
     <w:pPr>
       <w:pBdr/>
@@ -25528,9 +25891,9 @@
       </w:tcPr>
     </w:tblStylePr>
   </w:style>
-  <w:style w:type="table" w:styleId="802">
+  <w:style w:type="table" w:styleId="804">
     <w:name w:val="List Table 7 Colorful - Accent 3"/>
-    <w:basedOn w:val="887"/>
+    <w:basedOn w:val="889"/>
     <w:uiPriority w:val="99"/>
     <w:pPr>
       <w:pBdr/>
@@ -25784,9 +26147,9 @@
       </w:tcPr>
     </w:tblStylePr>
   </w:style>
-  <w:style w:type="table" w:styleId="803">
+  <w:style w:type="table" w:styleId="805">
     <w:name w:val="List Table 7 Colorful - Accent 4"/>
-    <w:basedOn w:val="887"/>
+    <w:basedOn w:val="889"/>
     <w:uiPriority w:val="99"/>
     <w:pPr>
       <w:pBdr/>
@@ -26040,9 +26403,9 @@
       </w:tcPr>
     </w:tblStylePr>
   </w:style>
-  <w:style w:type="table" w:styleId="804">
+  <w:style w:type="table" w:styleId="806">
     <w:name w:val="List Table 7 Colorful - Accent 5"/>
-    <w:basedOn w:val="887"/>
+    <w:basedOn w:val="889"/>
     <w:uiPriority w:val="99"/>
     <w:pPr>
       <w:pBdr/>
@@ -26296,9 +26659,9 @@
       </w:tcPr>
     </w:tblStylePr>
   </w:style>
-  <w:style w:type="table" w:styleId="805">
+  <w:style w:type="table" w:styleId="807">
     <w:name w:val="List Table 7 Colorful - Accent 6"/>
-    <w:basedOn w:val="887"/>
+    <w:basedOn w:val="889"/>
     <w:uiPriority w:val="99"/>
     <w:pPr>
       <w:pBdr/>
@@ -26552,9 +26915,9 @@
       </w:tcPr>
     </w:tblStylePr>
   </w:style>
-  <w:style w:type="table" w:styleId="806">
+  <w:style w:type="table" w:styleId="808">
     <w:name w:val="Lined - Accent"/>
-    <w:basedOn w:val="887"/>
+    <w:basedOn w:val="889"/>
     <w:uiPriority w:val="99"/>
     <w:pPr>
       <w:pBdr/>
@@ -26789,9 +27152,9 @@
       </w:tcPr>
     </w:tblStylePr>
   </w:style>
-  <w:style w:type="table" w:styleId="807">
+  <w:style w:type="table" w:styleId="809">
     <w:name w:val="Lined - Accent 1"/>
-    <w:basedOn w:val="887"/>
+    <w:basedOn w:val="889"/>
     <w:uiPriority w:val="99"/>
     <w:pPr>
       <w:pBdr/>
@@ -27026,9 +27389,9 @@
       </w:tcPr>
     </w:tblStylePr>
   </w:style>
-  <w:style w:type="table" w:styleId="808">
+  <w:style w:type="table" w:styleId="810">
     <w:name w:val="Lined - Accent 2"/>
-    <w:basedOn w:val="887"/>
+    <w:basedOn w:val="889"/>
     <w:uiPriority w:val="99"/>
     <w:pPr>
       <w:pBdr/>
@@ -27263,9 +27626,9 @@
       </w:tcPr>
     </w:tblStylePr>
   </w:style>
-  <w:style w:type="table" w:styleId="809">
+  <w:style w:type="table" w:styleId="811">
     <w:name w:val="Lined - Accent 3"/>
-    <w:basedOn w:val="887"/>
+    <w:basedOn w:val="889"/>
     <w:uiPriority w:val="99"/>
     <w:pPr>
       <w:pBdr/>
@@ -27500,9 +27863,9 @@
       </w:tcPr>
     </w:tblStylePr>
   </w:style>
-  <w:style w:type="table" w:styleId="810">
+  <w:style w:type="table" w:styleId="812">
     <w:name w:val="Lined - Accent 4"/>
-    <w:basedOn w:val="887"/>
+    <w:basedOn w:val="889"/>
     <w:uiPriority w:val="99"/>
     <w:pPr>
       <w:pBdr/>
@@ -27737,9 +28100,9 @@
       </w:tcPr>
     </w:tblStylePr>
   </w:style>
-  <w:style w:type="table" w:styleId="811">
+  <w:style w:type="table" w:styleId="813">
     <w:name w:val="Lined - Accent 5"/>
-    <w:basedOn w:val="887"/>
+    <w:basedOn w:val="889"/>
     <w:uiPriority w:val="99"/>
     <w:pPr>
       <w:pBdr/>
@@ -27974,9 +28337,9 @@
       </w:tcPr>
     </w:tblStylePr>
   </w:style>
-  <w:style w:type="table" w:styleId="812">
+  <w:style w:type="table" w:styleId="814">
     <w:name w:val="Lined - Accent 6"/>
-    <w:basedOn w:val="887"/>
+    <w:basedOn w:val="889"/>
     <w:uiPriority w:val="99"/>
     <w:pPr>
       <w:pBdr/>
@@ -28211,9 +28574,9 @@
       </w:tcPr>
     </w:tblStylePr>
   </w:style>
-  <w:style w:type="table" w:styleId="813">
+  <w:style w:type="table" w:styleId="815">
     <w:name w:val="Bordered &amp; Lined - Accent"/>
-    <w:basedOn w:val="887"/>
+    <w:basedOn w:val="889"/>
     <w:uiPriority w:val="99"/>
     <w:pPr>
       <w:pBdr/>
@@ -28455,9 +28818,9 @@
       </w:tcPr>
     </w:tblStylePr>
   </w:style>
-  <w:style w:type="table" w:styleId="814">
+  <w:style w:type="table" w:styleId="816">
     <w:name w:val="Bordered &amp; Lined - Accent 1"/>
-    <w:basedOn w:val="887"/>
+    <w:basedOn w:val="889"/>
     <w:uiPriority w:val="99"/>
     <w:pPr>
       <w:pBdr/>
@@ -28699,9 +29062,9 @@
       </w:tcPr>
     </w:tblStylePr>
   </w:style>
-  <w:style w:type="table" w:styleId="815">
+  <w:style w:type="table" w:styleId="817">
     <w:name w:val="Bordered &amp; Lined - Accent 2"/>
-    <w:basedOn w:val="887"/>
+    <w:basedOn w:val="889"/>
     <w:uiPriority w:val="99"/>
     <w:pPr>
       <w:pBdr/>
@@ -28943,9 +29306,9 @@
       </w:tcPr>
     </w:tblStylePr>
   </w:style>
-  <w:style w:type="table" w:styleId="816">
+  <w:style w:type="table" w:styleId="818">
     <w:name w:val="Bordered &amp; Lined - Accent 3"/>
-    <w:basedOn w:val="887"/>
+    <w:basedOn w:val="889"/>
     <w:uiPriority w:val="99"/>
     <w:pPr>
       <w:pBdr/>
@@ -29187,9 +29550,9 @@
       </w:tcPr>
     </w:tblStylePr>
   </w:style>
-  <w:style w:type="table" w:styleId="817">
+  <w:style w:type="table" w:styleId="819">
     <w:name w:val="Bordered &amp; Lined - Accent 4"/>
-    <w:basedOn w:val="887"/>
+    <w:basedOn w:val="889"/>
     <w:uiPriority w:val="99"/>
     <w:pPr>
       <w:pBdr/>
@@ -29431,9 +29794,9 @@
       </w:tcPr>
     </w:tblStylePr>
   </w:style>
-  <w:style w:type="table" w:styleId="818">
+  <w:style w:type="table" w:styleId="820">
     <w:name w:val="Bordered &amp; Lined - Accent 5"/>
-    <w:basedOn w:val="887"/>
+    <w:basedOn w:val="889"/>
     <w:uiPriority w:val="99"/>
     <w:pPr>
       <w:pBdr/>
@@ -29675,9 +30038,9 @@
       </w:tcPr>
     </w:tblStylePr>
   </w:style>
-  <w:style w:type="table" w:styleId="819">
+  <w:style w:type="table" w:styleId="821">
     <w:name w:val="Bordered &amp; Lined - Accent 6"/>
-    <w:basedOn w:val="887"/>
+    <w:basedOn w:val="889"/>
     <w:uiPriority w:val="99"/>
     <w:pPr>
       <w:pBdr/>
@@ -29919,9 +30282,9 @@
       </w:tcPr>
     </w:tblStylePr>
   </w:style>
-  <w:style w:type="table" w:styleId="820">
+  <w:style w:type="table" w:styleId="822">
     <w:name w:val="Bordered"/>
-    <w:basedOn w:val="887"/>
+    <w:basedOn w:val="889"/>
     <w:uiPriority w:val="99"/>
     <w:pPr>
       <w:pBdr/>
@@ -30150,9 +30513,9 @@
       </w:tcPr>
     </w:tblStylePr>
   </w:style>
-  <w:style w:type="table" w:styleId="821">
+  <w:style w:type="table" w:styleId="823">
     <w:name w:val="Bordered - Accent 1"/>
-    <w:basedOn w:val="887"/>
+    <w:basedOn w:val="889"/>
     <w:uiPriority w:val="99"/>
     <w:pPr>
       <w:pBdr/>
@@ -30381,9 +30744,9 @@
       </w:tcPr>
     </w:tblStylePr>
   </w:style>
-  <w:style w:type="table" w:styleId="822">
+  <w:style w:type="table" w:styleId="824">
     <w:name w:val="Bordered - Accent 2"/>
-    <w:basedOn w:val="887"/>
+    <w:basedOn w:val="889"/>
     <w:uiPriority w:val="99"/>
     <w:pPr>
       <w:pBdr/>
@@ -30612,9 +30975,9 @@
       </w:tcPr>
     </w:tblStylePr>
   </w:style>
-  <w:style w:type="table" w:styleId="823">
+  <w:style w:type="table" w:styleId="825">
     <w:name w:val="Bordered - Accent 3"/>
-    <w:basedOn w:val="887"/>
+    <w:basedOn w:val="889"/>
     <w:uiPriority w:val="99"/>
     <w:pPr>
       <w:pBdr/>
@@ -30843,9 +31206,9 @@
       </w:tcPr>
     </w:tblStylePr>
   </w:style>
-  <w:style w:type="table" w:styleId="824">
+  <w:style w:type="table" w:styleId="826">
     <w:name w:val="Bordered - Accent 4"/>
-    <w:basedOn w:val="887"/>
+    <w:basedOn w:val="889"/>
     <w:uiPriority w:val="99"/>
     <w:pPr>
       <w:pBdr/>
@@ -31074,9 +31437,9 @@
       </w:tcPr>
     </w:tblStylePr>
   </w:style>
-  <w:style w:type="table" w:styleId="825">
+  <w:style w:type="table" w:styleId="827">
     <w:name w:val="Bordered - Accent 5"/>
-    <w:basedOn w:val="887"/>
+    <w:basedOn w:val="889"/>
     <w:uiPriority w:val="99"/>
     <w:pPr>
       <w:pBdr/>
@@ -31305,9 +31668,9 @@
       </w:tcPr>
     </w:tblStylePr>
   </w:style>
-  <w:style w:type="table" w:styleId="826">
+  <w:style w:type="table" w:styleId="828">
     <w:name w:val="Bordered - Accent 6"/>
-    <w:basedOn w:val="887"/>
+    <w:basedOn w:val="889"/>
     <w:uiPriority w:val="99"/>
     <w:pPr>
       <w:pBdr/>
@@ -31536,11 +31899,11 @@
       </w:tcPr>
     </w:tblStylePr>
   </w:style>
-  <w:style w:type="paragraph" w:styleId="827">
+  <w:style w:type="paragraph" w:styleId="829">
     <w:name w:val="Heading 1"/>
-    <w:basedOn w:val="886"/>
-    <w:next w:val="886"/>
-    <w:link w:val="837"/>
+    <w:basedOn w:val="888"/>
+    <w:next w:val="888"/>
+    <w:link w:val="839"/>
     <w:uiPriority w:val="9"/>
     <w:qFormat/>
     <w:pPr>
@@ -31558,11 +31921,11 @@
       <w:szCs w:val="40"/>
     </w:rPr>
   </w:style>
-  <w:style w:type="paragraph" w:styleId="828">
+  <w:style w:type="paragraph" w:styleId="830">
     <w:name w:val="Heading 2"/>
-    <w:basedOn w:val="886"/>
-    <w:next w:val="886"/>
-    <w:link w:val="838"/>
+    <w:basedOn w:val="888"/>
+    <w:next w:val="888"/>
+    <w:link w:val="840"/>
     <w:uiPriority w:val="9"/>
     <w:unhideWhenUsed/>
     <w:qFormat/>
@@ -31581,11 +31944,11 @@
       <w:szCs w:val="32"/>
     </w:rPr>
   </w:style>
-  <w:style w:type="paragraph" w:styleId="829">
+  <w:style w:type="paragraph" w:styleId="831">
     <w:name w:val="Heading 3"/>
-    <w:basedOn w:val="886"/>
-    <w:next w:val="886"/>
-    <w:link w:val="839"/>
+    <w:basedOn w:val="888"/>
+    <w:next w:val="888"/>
+    <w:link w:val="841"/>
     <w:uiPriority w:val="9"/>
     <w:unhideWhenUsed/>
     <w:qFormat/>
@@ -31604,11 +31967,11 @@
       <w:szCs w:val="28"/>
     </w:rPr>
   </w:style>
-  <w:style w:type="paragraph" w:styleId="830">
+  <w:style w:type="paragraph" w:styleId="832">
     <w:name w:val="Heading 4"/>
-    <w:basedOn w:val="886"/>
-    <w:next w:val="886"/>
-    <w:link w:val="840"/>
+    <w:basedOn w:val="888"/>
+    <w:next w:val="888"/>
+    <w:link w:val="842"/>
     <w:uiPriority w:val="9"/>
     <w:unhideWhenUsed/>
     <w:qFormat/>
@@ -31627,11 +31990,11 @@
       <w:color w:val="0f4761" w:themeColor="accent1" w:themeShade="BF"/>
     </w:rPr>
   </w:style>
-  <w:style w:type="paragraph" w:styleId="831">
+  <w:style w:type="paragraph" w:styleId="833">
     <w:name w:val="Heading 5"/>
-    <w:basedOn w:val="886"/>
-    <w:next w:val="886"/>
-    <w:link w:val="841"/>
+    <w:basedOn w:val="888"/>
+    <w:next w:val="888"/>
+    <w:link w:val="843"/>
     <w:uiPriority w:val="9"/>
     <w:unhideWhenUsed/>
     <w:qFormat/>
@@ -31648,11 +32011,11 @@
       <w:color w:val="0f4761" w:themeColor="accent1" w:themeShade="BF"/>
     </w:rPr>
   </w:style>
-  <w:style w:type="paragraph" w:styleId="832">
+  <w:style w:type="paragraph" w:styleId="834">
     <w:name w:val="Heading 6"/>
-    <w:basedOn w:val="886"/>
-    <w:next w:val="886"/>
-    <w:link w:val="842"/>
+    <w:basedOn w:val="888"/>
+    <w:next w:val="888"/>
+    <w:link w:val="844"/>
     <w:uiPriority w:val="9"/>
     <w:unhideWhenUsed/>
     <w:qFormat/>
@@ -31671,11 +32034,11 @@
       <w:color w:val="595959" w:themeColor="text1" w:themeTint="A6"/>
     </w:rPr>
   </w:style>
-  <w:style w:type="paragraph" w:styleId="833">
+  <w:style w:type="paragraph" w:styleId="835">
     <w:name w:val="Heading 7"/>
-    <w:basedOn w:val="886"/>
-    <w:next w:val="886"/>
-    <w:link w:val="843"/>
+    <w:basedOn w:val="888"/>
+    <w:next w:val="888"/>
+    <w:link w:val="845"/>
     <w:uiPriority w:val="9"/>
     <w:unhideWhenUsed/>
     <w:qFormat/>
@@ -31692,11 +32055,11 @@
       <w:color w:val="595959" w:themeColor="text1" w:themeTint="A6"/>
     </w:rPr>
   </w:style>
-  <w:style w:type="paragraph" w:styleId="834">
+  <w:style w:type="paragraph" w:styleId="836">
     <w:name w:val="Heading 8"/>
-    <w:basedOn w:val="886"/>
-    <w:next w:val="886"/>
-    <w:link w:val="844"/>
+    <w:basedOn w:val="888"/>
+    <w:next w:val="888"/>
+    <w:link w:val="846"/>
     <w:uiPriority w:val="9"/>
     <w:unhideWhenUsed/>
     <w:qFormat/>
@@ -31715,11 +32078,11 @@
       <w:color w:val="272727" w:themeColor="text1" w:themeTint="D8"/>
     </w:rPr>
   </w:style>
-  <w:style w:type="paragraph" w:styleId="835">
+  <w:style w:type="paragraph" w:styleId="837">
     <w:name w:val="Heading 9"/>
-    <w:basedOn w:val="886"/>
-    <w:next w:val="886"/>
-    <w:link w:val="845"/>
+    <w:basedOn w:val="888"/>
+    <w:next w:val="888"/>
+    <w:link w:val="847"/>
     <w:uiPriority w:val="9"/>
     <w:unhideWhenUsed/>
     <w:qFormat/>
@@ -31738,7 +32101,7 @@
       <w:color w:val="272727" w:themeColor="text1" w:themeTint="D8"/>
     </w:rPr>
   </w:style>
-  <w:style w:type="character" w:styleId="836" w:default="1">
+  <w:style w:type="character" w:styleId="838" w:default="1">
     <w:name w:val="Default Paragraph Font"/>
     <w:uiPriority w:val="1"/>
     <w:semiHidden/>
@@ -31749,10 +32112,10 @@
       <w:ind/>
     </w:pPr>
   </w:style>
-  <w:style w:type="character" w:styleId="837">
+  <w:style w:type="character" w:styleId="839">
     <w:name w:val="Heading 1 Char"/>
-    <w:basedOn w:val="836"/>
-    <w:link w:val="827"/>
+    <w:basedOn w:val="838"/>
+    <w:link w:val="829"/>
     <w:uiPriority w:val="9"/>
     <w:pPr>
       <w:pBdr/>
@@ -31766,10 +32129,10 @@
       <w:szCs w:val="40"/>
     </w:rPr>
   </w:style>
-  <w:style w:type="character" w:styleId="838">
+  <w:style w:type="character" w:styleId="840">
     <w:name w:val="Heading 2 Char"/>
-    <w:basedOn w:val="836"/>
-    <w:link w:val="828"/>
+    <w:basedOn w:val="838"/>
+    <w:link w:val="830"/>
     <w:uiPriority w:val="9"/>
     <w:pPr>
       <w:pBdr/>
@@ -31783,10 +32146,10 @@
       <w:szCs w:val="32"/>
     </w:rPr>
   </w:style>
-  <w:style w:type="character" w:styleId="839">
+  <w:style w:type="character" w:styleId="841">
     <w:name w:val="Heading 3 Char"/>
-    <w:basedOn w:val="836"/>
-    <w:link w:val="829"/>
+    <w:basedOn w:val="838"/>
+    <w:link w:val="831"/>
     <w:uiPriority w:val="9"/>
     <w:pPr>
       <w:pBdr/>
@@ -31800,10 +32163,10 @@
       <w:szCs w:val="28"/>
     </w:rPr>
   </w:style>
-  <w:style w:type="character" w:styleId="840">
+  <w:style w:type="character" w:styleId="842">
     <w:name w:val="Heading 4 Char"/>
-    <w:basedOn w:val="836"/>
-    <w:link w:val="830"/>
+    <w:basedOn w:val="838"/>
+    <w:link w:val="832"/>
     <w:uiPriority w:val="9"/>
     <w:pPr>
       <w:pBdr/>
@@ -31817,10 +32180,10 @@
       <w:color w:val="0f4761" w:themeColor="accent1" w:themeShade="BF"/>
     </w:rPr>
   </w:style>
-  <w:style w:type="character" w:styleId="841">
+  <w:style w:type="character" w:styleId="843">
     <w:name w:val="Heading 5 Char"/>
-    <w:basedOn w:val="836"/>
-    <w:link w:val="831"/>
+    <w:basedOn w:val="838"/>
+    <w:link w:val="833"/>
     <w:uiPriority w:val="9"/>
     <w:pPr>
       <w:pBdr/>
@@ -31832,10 +32195,10 @@
       <w:color w:val="0f4761" w:themeColor="accent1" w:themeShade="BF"/>
     </w:rPr>
   </w:style>
-  <w:style w:type="character" w:styleId="842">
+  <w:style w:type="character" w:styleId="844">
     <w:name w:val="Heading 6 Char"/>
-    <w:basedOn w:val="836"/>
-    <w:link w:val="832"/>
+    <w:basedOn w:val="838"/>
+    <w:link w:val="834"/>
     <w:uiPriority w:val="9"/>
     <w:pPr>
       <w:pBdr/>
@@ -31849,10 +32212,10 @@
       <w:color w:val="595959" w:themeColor="text1" w:themeTint="A6"/>
     </w:rPr>
   </w:style>
-  <w:style w:type="character" w:styleId="843">
+  <w:style w:type="character" w:styleId="845">
     <w:name w:val="Heading 7 Char"/>
-    <w:basedOn w:val="836"/>
-    <w:link w:val="833"/>
+    <w:basedOn w:val="838"/>
+    <w:link w:val="835"/>
     <w:uiPriority w:val="9"/>
     <w:pPr>
       <w:pBdr/>
@@ -31864,10 +32227,10 @@
       <w:color w:val="595959" w:themeColor="text1" w:themeTint="A6"/>
     </w:rPr>
   </w:style>
-  <w:style w:type="character" w:styleId="844">
+  <w:style w:type="character" w:styleId="846">
     <w:name w:val="Heading 8 Char"/>
-    <w:basedOn w:val="836"/>
-    <w:link w:val="834"/>
+    <w:basedOn w:val="838"/>
+    <w:link w:val="836"/>
     <w:uiPriority w:val="9"/>
     <w:pPr>
       <w:pBdr/>
@@ -31881,10 +32244,10 @@
       <w:color w:val="272727" w:themeColor="text1" w:themeTint="D8"/>
     </w:rPr>
   </w:style>
-  <w:style w:type="character" w:styleId="845">
+  <w:style w:type="character" w:styleId="847">
     <w:name w:val="Heading 9 Char"/>
-    <w:basedOn w:val="836"/>
-    <w:link w:val="835"/>
+    <w:basedOn w:val="838"/>
+    <w:link w:val="837"/>
     <w:uiPriority w:val="9"/>
     <w:pPr>
       <w:pBdr/>
@@ -31898,11 +32261,11 @@
       <w:color w:val="272727" w:themeColor="text1" w:themeTint="D8"/>
     </w:rPr>
   </w:style>
-  <w:style w:type="paragraph" w:styleId="846">
+  <w:style w:type="paragraph" w:styleId="848">
     <w:name w:val="Title"/>
-    <w:basedOn w:val="886"/>
-    <w:next w:val="886"/>
-    <w:link w:val="847"/>
+    <w:basedOn w:val="888"/>
+    <w:next w:val="888"/>
+    <w:link w:val="849"/>
     <w:uiPriority w:val="10"/>
     <w:qFormat/>
     <w:pPr>
@@ -31918,10 +32281,10 @@
       <w:szCs w:val="56"/>
     </w:rPr>
   </w:style>
-  <w:style w:type="character" w:styleId="847">
+  <w:style w:type="character" w:styleId="849">
     <w:name w:val="Title Char"/>
-    <w:basedOn w:val="836"/>
-    <w:link w:val="846"/>
+    <w:basedOn w:val="838"/>
+    <w:link w:val="848"/>
     <w:uiPriority w:val="10"/>
     <w:pPr>
       <w:pBdr/>
@@ -31935,11 +32298,11 @@
       <w:szCs w:val="56"/>
     </w:rPr>
   </w:style>
-  <w:style w:type="paragraph" w:styleId="848">
+  <w:style w:type="paragraph" w:styleId="850">
     <w:name w:val="Subtitle"/>
-    <w:basedOn w:val="886"/>
-    <w:next w:val="886"/>
-    <w:link w:val="849"/>
+    <w:basedOn w:val="888"/>
+    <w:next w:val="888"/>
+    <w:link w:val="851"/>
     <w:uiPriority w:val="11"/>
     <w:qFormat/>
     <w:pPr>
@@ -31957,10 +32320,10 @@
       <w:szCs w:val="28"/>
     </w:rPr>
   </w:style>
-  <w:style w:type="character" w:styleId="849">
+  <w:style w:type="character" w:styleId="851">
     <w:name w:val="Subtitle Char"/>
-    <w:basedOn w:val="836"/>
-    <w:link w:val="848"/>
+    <w:basedOn w:val="838"/>
+    <w:link w:val="850"/>
     <w:uiPriority w:val="11"/>
     <w:pPr>
       <w:pBdr/>
@@ -31974,11 +32337,11 @@
       <w:szCs w:val="28"/>
     </w:rPr>
   </w:style>
-  <w:style w:type="paragraph" w:styleId="850">
+  <w:style w:type="paragraph" w:styleId="852">
     <w:name w:val="Quote"/>
-    <w:basedOn w:val="886"/>
-    <w:next w:val="886"/>
-    <w:link w:val="851"/>
+    <w:basedOn w:val="888"/>
+    <w:next w:val="888"/>
+    <w:link w:val="853"/>
     <w:uiPriority w:val="29"/>
     <w:qFormat/>
     <w:pPr>
@@ -31993,10 +32356,10 @@
       <w:color w:val="404040" w:themeColor="text1" w:themeTint="BF"/>
     </w:rPr>
   </w:style>
-  <w:style w:type="character" w:styleId="851">
+  <w:style w:type="character" w:styleId="853">
     <w:name w:val="Quote Char"/>
-    <w:basedOn w:val="836"/>
-    <w:link w:val="850"/>
+    <w:basedOn w:val="838"/>
+    <w:link w:val="852"/>
     <w:uiPriority w:val="29"/>
     <w:pPr>
       <w:pBdr/>
@@ -32009,9 +32372,9 @@
       <w:color w:val="404040" w:themeColor="text1" w:themeTint="BF"/>
     </w:rPr>
   </w:style>
-  <w:style w:type="character" w:styleId="852">
+  <w:style w:type="character" w:styleId="854">
     <w:name w:val="Intense Emphasis"/>
-    <w:basedOn w:val="836"/>
+    <w:basedOn w:val="838"/>
     <w:uiPriority w:val="21"/>
     <w:qFormat/>
     <w:pPr>
@@ -32025,11 +32388,11 @@
       <w:color w:val="0f4761" w:themeColor="accent1" w:themeShade="BF"/>
     </w:rPr>
   </w:style>
-  <w:style w:type="paragraph" w:styleId="853">
+  <w:style w:type="paragraph" w:styleId="855">
     <w:name w:val="Intense Quote"/>
-    <w:basedOn w:val="886"/>
-    <w:next w:val="886"/>
-    <w:link w:val="854"/>
+    <w:basedOn w:val="888"/>
+    <w:next w:val="888"/>
+    <w:link w:val="856"/>
     <w:uiPriority w:val="30"/>
     <w:qFormat/>
     <w:pPr>
@@ -32047,10 +32410,10 @@
       <w:color w:val="0f4761" w:themeColor="accent1" w:themeShade="BF"/>
     </w:rPr>
   </w:style>
-  <w:style w:type="character" w:styleId="854">
+  <w:style w:type="character" w:styleId="856">
     <w:name w:val="Intense Quote Char"/>
-    <w:basedOn w:val="836"/>
-    <w:link w:val="853"/>
+    <w:basedOn w:val="838"/>
+    <w:link w:val="855"/>
     <w:uiPriority w:val="30"/>
     <w:pPr>
       <w:pBdr/>
@@ -32063,9 +32426,9 @@
       <w:color w:val="0f4761" w:themeColor="accent1" w:themeShade="BF"/>
     </w:rPr>
   </w:style>
-  <w:style w:type="character" w:styleId="855">
+  <w:style w:type="character" w:styleId="857">
     <w:name w:val="Intense Reference"/>
-    <w:basedOn w:val="836"/>
+    <w:basedOn w:val="838"/>
     <w:uiPriority w:val="32"/>
     <w:qFormat/>
     <w:pPr>
@@ -32081,9 +32444,9 @@
       <w:spacing w:val="5"/>
     </w:rPr>
   </w:style>
-  <w:style w:type="character" w:styleId="856">
+  <w:style w:type="character" w:styleId="858">
     <w:name w:val="Subtle Emphasis"/>
-    <w:basedOn w:val="836"/>
+    <w:basedOn w:val="838"/>
     <w:uiPriority w:val="19"/>
     <w:qFormat/>
     <w:pPr>
@@ -32097,9 +32460,9 @@
       <w:color w:val="404040" w:themeColor="text1" w:themeTint="BF"/>
     </w:rPr>
   </w:style>
-  <w:style w:type="character" w:styleId="857">
+  <w:style w:type="character" w:styleId="859">
     <w:name w:val="Emphasis"/>
-    <w:basedOn w:val="836"/>
+    <w:basedOn w:val="838"/>
     <w:uiPriority w:val="20"/>
     <w:qFormat/>
     <w:pPr>
@@ -32112,9 +32475,9 @@
       <w:iCs/>
     </w:rPr>
   </w:style>
-  <w:style w:type="character" w:styleId="858">
+  <w:style w:type="character" w:styleId="860">
     <w:name w:val="Strong"/>
-    <w:basedOn w:val="836"/>
+    <w:basedOn w:val="838"/>
     <w:uiPriority w:val="22"/>
     <w:qFormat/>
     <w:pPr>
@@ -32127,9 +32490,9 @@
       <w:bCs/>
     </w:rPr>
   </w:style>
-  <w:style w:type="character" w:styleId="859">
+  <w:style w:type="character" w:styleId="861">
     <w:name w:val="Subtle Reference"/>
-    <w:basedOn w:val="836"/>
+    <w:basedOn w:val="838"/>
     <w:uiPriority w:val="31"/>
     <w:qFormat/>
     <w:pPr>
@@ -32142,9 +32505,9 @@
       <w:color w:val="5a5a5a" w:themeColor="text1" w:themeTint="A5"/>
     </w:rPr>
   </w:style>
-  <w:style w:type="character" w:styleId="860">
+  <w:style w:type="character" w:styleId="862">
     <w:name w:val="Book Title"/>
-    <w:basedOn w:val="836"/>
+    <w:basedOn w:val="838"/>
     <w:uiPriority w:val="33"/>
     <w:qFormat/>
     <w:pPr>
@@ -32160,36 +32523,9 @@
       <w:spacing w:val="5"/>
     </w:rPr>
   </w:style>
-  <w:style w:type="paragraph" w:styleId="861">
+  <w:style w:type="paragraph" w:styleId="863">
     <w:name w:val="Header"/>
-    <w:basedOn w:val="886"/>
-    <w:link w:val="862"/>
-    <w:uiPriority w:val="99"/>
-    <w:unhideWhenUsed/>
-    <w:pPr>
-      <w:pBdr/>
-      <w:tabs>
-        <w:tab w:val="center" w:leader="none" w:pos="4844"/>
-        <w:tab w:val="right" w:leader="none" w:pos="9689"/>
-      </w:tabs>
-      <w:spacing w:after="0" w:line="240" w:lineRule="auto"/>
-      <w:ind/>
-    </w:pPr>
-  </w:style>
-  <w:style w:type="character" w:styleId="862">
-    <w:name w:val="Header Char"/>
-    <w:basedOn w:val="836"/>
-    <w:link w:val="861"/>
-    <w:uiPriority w:val="99"/>
-    <w:pPr>
-      <w:pBdr/>
-      <w:spacing/>
-      <w:ind/>
-    </w:pPr>
-  </w:style>
-  <w:style w:type="paragraph" w:styleId="863">
-    <w:name w:val="Footer"/>
-    <w:basedOn w:val="886"/>
+    <w:basedOn w:val="888"/>
     <w:link w:val="864"/>
     <w:uiPriority w:val="99"/>
     <w:unhideWhenUsed/>
@@ -32204,8 +32540,8 @@
     </w:pPr>
   </w:style>
   <w:style w:type="character" w:styleId="864">
-    <w:name w:val="Footer Char"/>
-    <w:basedOn w:val="836"/>
+    <w:name w:val="Header Char"/>
+    <w:basedOn w:val="838"/>
     <w:link w:val="863"/>
     <w:uiPriority w:val="99"/>
     <w:pPr>
@@ -32215,9 +32551,36 @@
     </w:pPr>
   </w:style>
   <w:style w:type="paragraph" w:styleId="865">
+    <w:name w:val="Footer"/>
+    <w:basedOn w:val="888"/>
+    <w:link w:val="866"/>
+    <w:uiPriority w:val="99"/>
+    <w:unhideWhenUsed/>
+    <w:pPr>
+      <w:pBdr/>
+      <w:tabs>
+        <w:tab w:val="center" w:leader="none" w:pos="4844"/>
+        <w:tab w:val="right" w:leader="none" w:pos="9689"/>
+      </w:tabs>
+      <w:spacing w:after="0" w:line="240" w:lineRule="auto"/>
+      <w:ind/>
+    </w:pPr>
+  </w:style>
+  <w:style w:type="character" w:styleId="866">
+    <w:name w:val="Footer Char"/>
+    <w:basedOn w:val="838"/>
+    <w:link w:val="865"/>
+    <w:uiPriority w:val="99"/>
+    <w:pPr>
+      <w:pBdr/>
+      <w:spacing/>
+      <w:ind/>
+    </w:pPr>
+  </w:style>
+  <w:style w:type="paragraph" w:styleId="867">
     <w:name w:val="Caption"/>
-    <w:basedOn w:val="886"/>
-    <w:next w:val="886"/>
+    <w:basedOn w:val="888"/>
+    <w:next w:val="888"/>
     <w:uiPriority w:val="35"/>
     <w:unhideWhenUsed/>
     <w:qFormat/>
@@ -32234,10 +32597,10 @@
       <w:szCs w:val="18"/>
     </w:rPr>
   </w:style>
-  <w:style w:type="paragraph" w:styleId="866">
+  <w:style w:type="paragraph" w:styleId="868">
     <w:name w:val="footnote text"/>
-    <w:basedOn w:val="886"/>
-    <w:link w:val="867"/>
+    <w:basedOn w:val="888"/>
+    <w:link w:val="869"/>
     <w:uiPriority w:val="99"/>
     <w:semiHidden/>
     <w:unhideWhenUsed/>
@@ -32251,10 +32614,10 @@
       <w:szCs w:val="20"/>
     </w:rPr>
   </w:style>
-  <w:style w:type="character" w:styleId="867">
+  <w:style w:type="character" w:styleId="869">
     <w:name w:val="Footnote Text Char"/>
-    <w:basedOn w:val="836"/>
-    <w:link w:val="866"/>
+    <w:basedOn w:val="838"/>
+    <w:link w:val="868"/>
     <w:uiPriority w:val="99"/>
     <w:semiHidden/>
     <w:pPr>
@@ -32267,9 +32630,9 @@
       <w:szCs w:val="20"/>
     </w:rPr>
   </w:style>
-  <w:style w:type="character" w:styleId="868">
+  <w:style w:type="character" w:styleId="870">
     <w:name w:val="footnote reference"/>
-    <w:basedOn w:val="836"/>
+    <w:basedOn w:val="838"/>
     <w:uiPriority w:val="99"/>
     <w:semiHidden/>
     <w:unhideWhenUsed/>
@@ -32282,10 +32645,10 @@
       <w:vertAlign w:val="superscript"/>
     </w:rPr>
   </w:style>
-  <w:style w:type="paragraph" w:styleId="869">
+  <w:style w:type="paragraph" w:styleId="871">
     <w:name w:val="endnote text"/>
-    <w:basedOn w:val="886"/>
-    <w:link w:val="870"/>
+    <w:basedOn w:val="888"/>
+    <w:link w:val="872"/>
     <w:uiPriority w:val="99"/>
     <w:semiHidden/>
     <w:unhideWhenUsed/>
@@ -32299,10 +32662,10 @@
       <w:szCs w:val="20"/>
     </w:rPr>
   </w:style>
-  <w:style w:type="character" w:styleId="870">
+  <w:style w:type="character" w:styleId="872">
     <w:name w:val="Endnote Text Char"/>
-    <w:basedOn w:val="836"/>
-    <w:link w:val="869"/>
+    <w:basedOn w:val="838"/>
+    <w:link w:val="871"/>
     <w:uiPriority w:val="99"/>
     <w:semiHidden/>
     <w:pPr>
@@ -32315,9 +32678,9 @@
       <w:szCs w:val="20"/>
     </w:rPr>
   </w:style>
-  <w:style w:type="character" w:styleId="871">
+  <w:style w:type="character" w:styleId="873">
     <w:name w:val="endnote reference"/>
-    <w:basedOn w:val="836"/>
+    <w:basedOn w:val="838"/>
     <w:uiPriority w:val="99"/>
     <w:semiHidden/>
     <w:unhideWhenUsed/>
@@ -32330,9 +32693,9 @@
       <w:vertAlign w:val="superscript"/>
     </w:rPr>
   </w:style>
-  <w:style w:type="character" w:styleId="872">
+  <w:style w:type="character" w:styleId="874">
     <w:name w:val="Hyperlink"/>
-    <w:basedOn w:val="836"/>
+    <w:basedOn w:val="838"/>
     <w:uiPriority w:val="99"/>
     <w:unhideWhenUsed/>
     <w:pPr>
@@ -32345,9 +32708,9 @@
       <w:u w:val="single"/>
     </w:rPr>
   </w:style>
-  <w:style w:type="character" w:styleId="873">
+  <w:style w:type="character" w:styleId="875">
     <w:name w:val="FollowedHyperlink"/>
-    <w:basedOn w:val="836"/>
+    <w:basedOn w:val="838"/>
     <w:uiPriority w:val="99"/>
     <w:semiHidden/>
     <w:unhideWhenUsed/>
@@ -32361,10 +32724,10 @@
       <w:u w:val="single"/>
     </w:rPr>
   </w:style>
-  <w:style w:type="paragraph" w:styleId="874">
+  <w:style w:type="paragraph" w:styleId="876">
     <w:name w:val="toc 1"/>
-    <w:basedOn w:val="886"/>
-    <w:next w:val="886"/>
+    <w:basedOn w:val="888"/>
+    <w:next w:val="888"/>
     <w:uiPriority w:val="39"/>
     <w:unhideWhenUsed/>
     <w:pPr>
@@ -32373,10 +32736,10 @@
       <w:ind/>
     </w:pPr>
   </w:style>
-  <w:style w:type="paragraph" w:styleId="875">
+  <w:style w:type="paragraph" w:styleId="877">
     <w:name w:val="toc 2"/>
-    <w:basedOn w:val="886"/>
-    <w:next w:val="886"/>
+    <w:basedOn w:val="888"/>
+    <w:next w:val="888"/>
     <w:uiPriority w:val="39"/>
     <w:unhideWhenUsed/>
     <w:pPr>
@@ -32385,10 +32748,10 @@
       <w:ind w:left="220"/>
     </w:pPr>
   </w:style>
-  <w:style w:type="paragraph" w:styleId="876">
+  <w:style w:type="paragraph" w:styleId="878">
     <w:name w:val="toc 3"/>
-    <w:basedOn w:val="886"/>
-    <w:next w:val="886"/>
+    <w:basedOn w:val="888"/>
+    <w:next w:val="888"/>
     <w:uiPriority w:val="39"/>
     <w:unhideWhenUsed/>
     <w:pPr>
@@ -32397,10 +32760,10 @@
       <w:ind w:left="440"/>
     </w:pPr>
   </w:style>
-  <w:style w:type="paragraph" w:styleId="877">
+  <w:style w:type="paragraph" w:styleId="879">
     <w:name w:val="toc 4"/>
-    <w:basedOn w:val="886"/>
-    <w:next w:val="886"/>
+    <w:basedOn w:val="888"/>
+    <w:next w:val="888"/>
     <w:uiPriority w:val="39"/>
     <w:unhideWhenUsed/>
     <w:pPr>
@@ -32409,10 +32772,10 @@
       <w:ind w:left="660"/>
     </w:pPr>
   </w:style>
-  <w:style w:type="paragraph" w:styleId="878">
+  <w:style w:type="paragraph" w:styleId="880">
     <w:name w:val="toc 5"/>
-    <w:basedOn w:val="886"/>
-    <w:next w:val="886"/>
+    <w:basedOn w:val="888"/>
+    <w:next w:val="888"/>
     <w:uiPriority w:val="39"/>
     <w:unhideWhenUsed/>
     <w:pPr>
@@ -32421,10 +32784,10 @@
       <w:ind w:left="880"/>
     </w:pPr>
   </w:style>
-  <w:style w:type="paragraph" w:styleId="879">
+  <w:style w:type="paragraph" w:styleId="881">
     <w:name w:val="toc 6"/>
-    <w:basedOn w:val="886"/>
-    <w:next w:val="886"/>
+    <w:basedOn w:val="888"/>
+    <w:next w:val="888"/>
     <w:uiPriority w:val="39"/>
     <w:unhideWhenUsed/>
     <w:pPr>
@@ -32433,10 +32796,10 @@
       <w:ind w:left="1100"/>
     </w:pPr>
   </w:style>
-  <w:style w:type="paragraph" w:styleId="880">
+  <w:style w:type="paragraph" w:styleId="882">
     <w:name w:val="toc 7"/>
-    <w:basedOn w:val="886"/>
-    <w:next w:val="886"/>
+    <w:basedOn w:val="888"/>
+    <w:next w:val="888"/>
     <w:uiPriority w:val="39"/>
     <w:unhideWhenUsed/>
     <w:pPr>
@@ -32445,10 +32808,10 @@
       <w:ind w:left="1320"/>
     </w:pPr>
   </w:style>
-  <w:style w:type="paragraph" w:styleId="881">
+  <w:style w:type="paragraph" w:styleId="883">
     <w:name w:val="toc 8"/>
-    <w:basedOn w:val="886"/>
-    <w:next w:val="886"/>
+    <w:basedOn w:val="888"/>
+    <w:next w:val="888"/>
     <w:uiPriority w:val="39"/>
     <w:unhideWhenUsed/>
     <w:pPr>
@@ -32457,10 +32820,10 @@
       <w:ind w:left="1540"/>
     </w:pPr>
   </w:style>
-  <w:style w:type="paragraph" w:styleId="882">
+  <w:style w:type="paragraph" w:styleId="884">
     <w:name w:val="toc 9"/>
-    <w:basedOn w:val="886"/>
-    <w:next w:val="886"/>
+    <w:basedOn w:val="888"/>
+    <w:next w:val="888"/>
     <w:uiPriority w:val="39"/>
     <w:unhideWhenUsed/>
     <w:pPr>
@@ -32469,9 +32832,9 @@
       <w:ind w:left="1760"/>
     </w:pPr>
   </w:style>
-  <w:style w:type="character" w:styleId="883">
+  <w:style w:type="character" w:styleId="885">
     <w:name w:val="Placeholder Text"/>
-    <w:basedOn w:val="836"/>
+    <w:basedOn w:val="838"/>
     <w:uiPriority w:val="99"/>
     <w:semiHidden/>
     <w:pPr>
@@ -32483,7 +32846,7 @@
       <w:color w:val="666666"/>
     </w:rPr>
   </w:style>
-  <w:style w:type="paragraph" w:styleId="884">
+  <w:style w:type="paragraph" w:styleId="886">
     <w:name w:val="TOC Heading"/>
     <w:uiPriority w:val="39"/>
     <w:unhideWhenUsed/>
@@ -32493,10 +32856,10 @@
       <w:ind/>
     </w:pPr>
   </w:style>
-  <w:style w:type="paragraph" w:styleId="885">
+  <w:style w:type="paragraph" w:styleId="887">
     <w:name w:val="table of figures"/>
-    <w:basedOn w:val="886"/>
-    <w:next w:val="886"/>
+    <w:basedOn w:val="888"/>
+    <w:next w:val="888"/>
     <w:uiPriority w:val="99"/>
     <w:unhideWhenUsed/>
     <w:pPr>
@@ -32505,7 +32868,7 @@
       <w:ind/>
     </w:pPr>
   </w:style>
-  <w:style w:type="paragraph" w:styleId="886" w:default="1">
+  <w:style w:type="paragraph" w:styleId="888" w:default="1">
     <w:name w:val="Normal"/>
     <w:qFormat/>
     <w:pPr>
@@ -32514,7 +32877,7 @@
       <w:ind/>
     </w:pPr>
   </w:style>
-  <w:style w:type="table" w:styleId="887" w:default="1">
+  <w:style w:type="table" w:styleId="889" w:default="1">
     <w:name w:val="Normal Table"/>
     <w:uiPriority w:val="99"/>
     <w:semiHidden/>
@@ -32707,7 +33070,7 @@
       </w:tcPr>
     </w:tblStylePr>
   </w:style>
-  <w:style w:type="numbering" w:styleId="888" w:default="1">
+  <w:style w:type="numbering" w:styleId="890" w:default="1">
     <w:name w:val="No List"/>
     <w:uiPriority w:val="99"/>
     <w:semiHidden/>
@@ -32718,9 +33081,9 @@
       <w:ind/>
     </w:pPr>
   </w:style>
-  <w:style w:type="paragraph" w:styleId="889">
+  <w:style w:type="paragraph" w:styleId="891">
     <w:name w:val="No Spacing"/>
-    <w:basedOn w:val="886"/>
+    <w:basedOn w:val="888"/>
     <w:uiPriority w:val="1"/>
     <w:qFormat/>
     <w:pPr>
@@ -32729,9 +33092,9 @@
       <w:ind/>
     </w:pPr>
   </w:style>
-  <w:style w:type="paragraph" w:styleId="890">
+  <w:style w:type="paragraph" w:styleId="892">
     <w:name w:val="List Paragraph"/>
-    <w:basedOn w:val="886"/>
+    <w:basedOn w:val="888"/>
     <w:uiPriority w:val="34"/>
     <w:qFormat/>
     <w:pPr>
